--- a/Numerical Method/Error.docx
+++ b/Numerical Method/Error.docx
@@ -933,6 +933,17 @@
       </w:pPr>
       <w:r>
         <w:rPr>
+          <w:b w:val="false"/>
+          <w:bCs w:val="false"/>
+        </w:rPr>
+      </w:r>
+    </w:p>
+    <w:p>
+      <w:pPr>
+        <w:pStyle w:val="Normal"/>
+        <w:bidi w:val="0"/>
+        <w:jc w:val="left"/>
+        <w:rPr>
           <w:b/>
           <w:bCs/>
           <w:position w:val="0"/>
@@ -941,13 +952,8 @@
           <w:szCs w:val="24"/>
           <w:vertAlign w:val="baseline"/>
         </w:rPr>
-      </w:r>
-    </w:p>
-    <w:p>
-      <w:pPr>
-        <w:pStyle w:val="Normal"/>
-        <w:bidi w:val="0"/>
-        <w:jc w:val="left"/>
+      </w:pPr>
+      <w:r>
         <w:rPr>
           <w:b/>
           <w:bCs/>
@@ -957,8 +963,177 @@
           <w:szCs w:val="24"/>
           <w:vertAlign w:val="baseline"/>
         </w:rPr>
-      </w:pPr>
-      <w:r>
+        <w:t>Rules of identify Significant digit:</w:t>
+      </w:r>
+    </w:p>
+    <w:p>
+      <w:pPr>
+        <w:pStyle w:val="Normal"/>
+        <w:bidi w:val="0"/>
+        <w:jc w:val="left"/>
+        <w:rPr>
+          <w:b w:val="false"/>
+          <w:bCs w:val="false"/>
+          <w:position w:val="0"/>
+          <w:sz w:val="36"/>
+          <w:sz w:val="36"/>
+          <w:szCs w:val="24"/>
+          <w:vertAlign w:val="baseline"/>
+        </w:rPr>
+      </w:pPr>
+      <w:r>
+        <w:rPr>
+          <w:b w:val="false"/>
+          <w:bCs w:val="false"/>
+          <w:position w:val="0"/>
+          <w:sz w:val="36"/>
+          <w:sz w:val="36"/>
+          <w:szCs w:val="24"/>
+          <w:vertAlign w:val="baseline"/>
+        </w:rPr>
+        <w:t>1. For decimal numbers, all digits from non-zero digits.</w:t>
+      </w:r>
+    </w:p>
+    <w:p>
+      <w:pPr>
+        <w:pStyle w:val="Normal"/>
+        <w:bidi w:val="0"/>
+        <w:jc w:val="left"/>
+        <w:rPr>
+          <w:b w:val="false"/>
+          <w:bCs w:val="false"/>
+          <w:position w:val="0"/>
+          <w:sz w:val="36"/>
+          <w:sz w:val="36"/>
+          <w:szCs w:val="24"/>
+          <w:vertAlign w:val="baseline"/>
+        </w:rPr>
+      </w:pPr>
+      <w:r>
+        <w:rPr>
+          <w:b w:val="false"/>
+          <w:bCs w:val="false"/>
+          <w:position w:val="0"/>
+          <w:sz w:val="36"/>
+          <w:sz w:val="36"/>
+          <w:szCs w:val="24"/>
+          <w:vertAlign w:val="baseline"/>
+        </w:rPr>
+        <w:t xml:space="preserve">     </w:t>
+      </w:r>
+      <w:r>
+        <w:rPr>
+          <w:b w:val="false"/>
+          <w:bCs w:val="false"/>
+          <w:position w:val="0"/>
+          <w:sz w:val="36"/>
+          <w:sz w:val="36"/>
+          <w:szCs w:val="24"/>
+          <w:vertAlign w:val="baseline"/>
+        </w:rPr>
+        <w:t>Example: 124 → all significant, 145.00 → all significant even the zeros after the decimal, 0.000123 → 3 significant digits</w:t>
+      </w:r>
+    </w:p>
+    <w:p>
+      <w:pPr>
+        <w:pStyle w:val="Normal"/>
+        <w:bidi w:val="0"/>
+        <w:jc w:val="left"/>
+        <w:rPr>
+          <w:b w:val="false"/>
+          <w:bCs w:val="false"/>
+          <w:position w:val="0"/>
+          <w:sz w:val="36"/>
+          <w:sz w:val="36"/>
+          <w:szCs w:val="24"/>
+          <w:vertAlign w:val="baseline"/>
+        </w:rPr>
+      </w:pPr>
+      <w:r>
+        <w:rPr>
+          <w:b w:val="false"/>
+          <w:bCs w:val="false"/>
+          <w:position w:val="0"/>
+          <w:sz w:val="36"/>
+          <w:sz w:val="36"/>
+          <w:szCs w:val="24"/>
+          <w:vertAlign w:val="baseline"/>
+        </w:rPr>
+        <w:t>2. For non-decimal numbers, all digits from first non-zero digit to last non-zero digit.</w:t>
+      </w:r>
+    </w:p>
+    <w:p>
+      <w:pPr>
+        <w:pStyle w:val="Normal"/>
+        <w:bidi w:val="0"/>
+        <w:jc w:val="left"/>
+        <w:rPr>
+          <w:b w:val="false"/>
+          <w:bCs w:val="false"/>
+          <w:position w:val="0"/>
+          <w:sz w:val="36"/>
+          <w:sz w:val="36"/>
+          <w:szCs w:val="24"/>
+          <w:vertAlign w:val="baseline"/>
+        </w:rPr>
+      </w:pPr>
+      <w:r>
+        <w:rPr>
+          <w:b w:val="false"/>
+          <w:bCs w:val="false"/>
+          <w:position w:val="0"/>
+          <w:sz w:val="36"/>
+          <w:sz w:val="36"/>
+          <w:szCs w:val="24"/>
+          <w:vertAlign w:val="baseline"/>
+        </w:rPr>
+        <w:t xml:space="preserve">      </w:t>
+      </w:r>
+      <w:r>
+        <w:rPr>
+          <w:b w:val="false"/>
+          <w:bCs w:val="false"/>
+          <w:position w:val="0"/>
+          <w:sz w:val="36"/>
+          <w:sz w:val="36"/>
+          <w:szCs w:val="24"/>
+          <w:vertAlign w:val="baseline"/>
+        </w:rPr>
+        <w:t xml:space="preserve">Example: 123000 → 3 significant digits </w:t>
+      </w:r>
+    </w:p>
+    <w:p>
+      <w:pPr>
+        <w:pStyle w:val="Normal"/>
+        <w:bidi w:val="0"/>
+        <w:jc w:val="left"/>
+        <w:rPr>
+          <w:b w:val="false"/>
+          <w:bCs w:val="false"/>
+          <w:position w:val="0"/>
+          <w:sz w:val="36"/>
+          <w:sz w:val="36"/>
+          <w:szCs w:val="24"/>
+          <w:vertAlign w:val="baseline"/>
+        </w:rPr>
+      </w:pPr>
+      <w:r>
+        <w:rPr>
+          <w:b w:val="false"/>
+          <w:bCs w:val="false"/>
+          <w:position w:val="0"/>
+          <w:sz w:val="36"/>
+          <w:sz w:val="36"/>
+          <w:szCs w:val="24"/>
+          <w:vertAlign w:val="baseline"/>
+        </w:rPr>
+      </w:r>
+    </w:p>
+    <w:p>
+      <w:pPr>
+        <w:pStyle w:val="Normal"/>
+        <w:bidi w:val="0"/>
+        <w:jc w:val="left"/>
         <w:rPr>
           <w:b/>
           <w:bCs/>
@@ -968,177 +1143,8 @@
           <w:szCs w:val="24"/>
           <w:vertAlign w:val="baseline"/>
         </w:rPr>
-        <w:t>Rules of identify Significant digit:</w:t>
-      </w:r>
-    </w:p>
-    <w:p>
-      <w:pPr>
-        <w:pStyle w:val="Normal"/>
-        <w:bidi w:val="0"/>
-        <w:jc w:val="left"/>
-        <w:rPr>
-          <w:b w:val="false"/>
-          <w:bCs w:val="false"/>
-          <w:position w:val="0"/>
-          <w:sz w:val="36"/>
-          <w:sz w:val="36"/>
-          <w:szCs w:val="24"/>
-          <w:vertAlign w:val="baseline"/>
-        </w:rPr>
-      </w:pPr>
-      <w:r>
-        <w:rPr>
-          <w:b w:val="false"/>
-          <w:bCs w:val="false"/>
-          <w:position w:val="0"/>
-          <w:sz w:val="36"/>
-          <w:sz w:val="36"/>
-          <w:szCs w:val="24"/>
-          <w:vertAlign w:val="baseline"/>
-        </w:rPr>
-        <w:t>1. For decimal numbers, all digits from non-zero digits.</w:t>
-      </w:r>
-    </w:p>
-    <w:p>
-      <w:pPr>
-        <w:pStyle w:val="Normal"/>
-        <w:bidi w:val="0"/>
-        <w:jc w:val="left"/>
-        <w:rPr>
-          <w:b w:val="false"/>
-          <w:bCs w:val="false"/>
-          <w:position w:val="0"/>
-          <w:sz w:val="36"/>
-          <w:sz w:val="36"/>
-          <w:szCs w:val="24"/>
-          <w:vertAlign w:val="baseline"/>
-        </w:rPr>
-      </w:pPr>
-      <w:r>
-        <w:rPr>
-          <w:b w:val="false"/>
-          <w:bCs w:val="false"/>
-          <w:position w:val="0"/>
-          <w:sz w:val="36"/>
-          <w:sz w:val="36"/>
-          <w:szCs w:val="24"/>
-          <w:vertAlign w:val="baseline"/>
-        </w:rPr>
-        <w:t xml:space="preserve">     </w:t>
-      </w:r>
-      <w:r>
-        <w:rPr>
-          <w:b w:val="false"/>
-          <w:bCs w:val="false"/>
-          <w:position w:val="0"/>
-          <w:sz w:val="36"/>
-          <w:sz w:val="36"/>
-          <w:szCs w:val="24"/>
-          <w:vertAlign w:val="baseline"/>
-        </w:rPr>
-        <w:t>Example: 124 → all significant, 145.00 → all significant even the zeros after the decimal, 0.000123 → 3 significant digits</w:t>
-      </w:r>
-    </w:p>
-    <w:p>
-      <w:pPr>
-        <w:pStyle w:val="Normal"/>
-        <w:bidi w:val="0"/>
-        <w:jc w:val="left"/>
-        <w:rPr>
-          <w:b w:val="false"/>
-          <w:bCs w:val="false"/>
-          <w:position w:val="0"/>
-          <w:sz w:val="36"/>
-          <w:sz w:val="36"/>
-          <w:szCs w:val="24"/>
-          <w:vertAlign w:val="baseline"/>
-        </w:rPr>
-      </w:pPr>
-      <w:r>
-        <w:rPr>
-          <w:b w:val="false"/>
-          <w:bCs w:val="false"/>
-          <w:position w:val="0"/>
-          <w:sz w:val="36"/>
-          <w:sz w:val="36"/>
-          <w:szCs w:val="24"/>
-          <w:vertAlign w:val="baseline"/>
-        </w:rPr>
-        <w:t>2. For non-decimal numbers, all digits from first non-zero digit to last non-zero digit.</w:t>
-      </w:r>
-    </w:p>
-    <w:p>
-      <w:pPr>
-        <w:pStyle w:val="Normal"/>
-        <w:bidi w:val="0"/>
-        <w:jc w:val="left"/>
-        <w:rPr>
-          <w:b w:val="false"/>
-          <w:bCs w:val="false"/>
-          <w:position w:val="0"/>
-          <w:sz w:val="36"/>
-          <w:sz w:val="36"/>
-          <w:szCs w:val="24"/>
-          <w:vertAlign w:val="baseline"/>
-        </w:rPr>
-      </w:pPr>
-      <w:r>
-        <w:rPr>
-          <w:b w:val="false"/>
-          <w:bCs w:val="false"/>
-          <w:position w:val="0"/>
-          <w:sz w:val="36"/>
-          <w:sz w:val="36"/>
-          <w:szCs w:val="24"/>
-          <w:vertAlign w:val="baseline"/>
-        </w:rPr>
-        <w:t xml:space="preserve">      </w:t>
-      </w:r>
-      <w:r>
-        <w:rPr>
-          <w:b w:val="false"/>
-          <w:bCs w:val="false"/>
-          <w:position w:val="0"/>
-          <w:sz w:val="36"/>
-          <w:sz w:val="36"/>
-          <w:szCs w:val="24"/>
-          <w:vertAlign w:val="baseline"/>
-        </w:rPr>
-        <w:t xml:space="preserve">Example: 123000 → 3 significant digits </w:t>
-      </w:r>
-    </w:p>
-    <w:p>
-      <w:pPr>
-        <w:pStyle w:val="Normal"/>
-        <w:bidi w:val="0"/>
-        <w:jc w:val="left"/>
-        <w:rPr>
-          <w:b w:val="false"/>
-          <w:bCs w:val="false"/>
-          <w:position w:val="0"/>
-          <w:sz w:val="36"/>
-          <w:sz w:val="36"/>
-          <w:szCs w:val="24"/>
-          <w:vertAlign w:val="baseline"/>
-        </w:rPr>
-      </w:pPr>
-      <w:r>
-        <w:rPr>
-          <w:b w:val="false"/>
-          <w:bCs w:val="false"/>
-          <w:position w:val="0"/>
-          <w:sz w:val="36"/>
-          <w:sz w:val="36"/>
-          <w:szCs w:val="24"/>
-          <w:vertAlign w:val="baseline"/>
-        </w:rPr>
-      </w:r>
-    </w:p>
-    <w:p>
-      <w:pPr>
-        <w:pStyle w:val="Normal"/>
-        <w:bidi w:val="0"/>
-        <w:jc w:val="left"/>
+      </w:pPr>
+      <w:r>
         <w:rPr>
           <w:b/>
           <w:bCs/>
@@ -1148,74 +1154,728 @@
           <w:szCs w:val="24"/>
           <w:vertAlign w:val="baseline"/>
         </w:rPr>
-      </w:pPr>
-      <w:r>
+        <w:t>Upper limiting error of an approximate number:</w:t>
+      </w:r>
+    </w:p>
+    <w:p>
+      <w:pPr>
+        <w:pStyle w:val="Normal"/>
+        <w:bidi w:val="0"/>
+        <w:jc w:val="left"/>
+        <w:rPr>
+          <w:b w:val="false"/>
+          <w:bCs w:val="false"/>
+          <w:position w:val="0"/>
+          <w:sz w:val="36"/>
+          <w:sz w:val="36"/>
+          <w:szCs w:val="24"/>
+          <w:vertAlign w:val="baseline"/>
+        </w:rPr>
+      </w:pPr>
+      <w:r>
+        <w:rPr>
+          <w:b w:val="false"/>
+          <w:bCs w:val="false"/>
+          <w:position w:val="0"/>
+          <w:sz w:val="36"/>
+          <w:sz w:val="36"/>
+          <w:szCs w:val="24"/>
+          <w:vertAlign w:val="baseline"/>
+        </w:rPr>
+        <w:t>Exact value = x</w:t>
+      </w:r>
+    </w:p>
+    <w:p>
+      <w:pPr>
+        <w:pStyle w:val="Normal"/>
+        <w:bidi w:val="0"/>
+        <w:jc w:val="left"/>
+        <w:rPr>
+          <w:b w:val="false"/>
+          <w:bCs w:val="false"/>
+          <w:position w:val="0"/>
+          <w:sz w:val="36"/>
+          <w:sz w:val="36"/>
+          <w:szCs w:val="24"/>
+          <w:vertAlign w:val="baseline"/>
+        </w:rPr>
+      </w:pPr>
+      <w:r>
+        <w:rPr>
+          <w:b w:val="false"/>
+          <w:bCs w:val="false"/>
+          <w:position w:val="0"/>
+          <w:sz w:val="36"/>
+          <w:sz w:val="36"/>
+          <w:szCs w:val="24"/>
+          <w:vertAlign w:val="baseline"/>
+        </w:rPr>
+        <w:t>Approximate value = x</w:t>
+      </w:r>
+      <w:r>
+        <w:rPr>
+          <w:b w:val="false"/>
+          <w:bCs w:val="false"/>
+          <w:sz w:val="36"/>
+          <w:szCs w:val="24"/>
+          <w:vertAlign w:val="subscript"/>
+        </w:rPr>
+        <w:t>i</w:t>
+      </w:r>
+    </w:p>
+    <w:p>
+      <w:pPr>
+        <w:pStyle w:val="Normal"/>
+        <w:bidi w:val="0"/>
+        <w:jc w:val="left"/>
+        <w:rPr>
+          <w:b w:val="false"/>
+          <w:bCs w:val="false"/>
+          <w:position w:val="0"/>
+          <w:sz w:val="36"/>
+          <w:sz w:val="36"/>
+          <w:szCs w:val="24"/>
+          <w:vertAlign w:val="baseline"/>
+        </w:rPr>
+      </w:pPr>
+      <w:r>
+        <w:rPr>
+          <w:b w:val="false"/>
+          <w:bCs w:val="false"/>
+          <w:position w:val="0"/>
+          <w:sz w:val="36"/>
+          <w:sz w:val="36"/>
+          <w:szCs w:val="24"/>
+          <w:vertAlign w:val="baseline"/>
+        </w:rPr>
+        <w:t>Absolute error = |x - x</w:t>
+      </w:r>
+      <w:r>
+        <w:rPr>
+          <w:b w:val="false"/>
+          <w:bCs w:val="false"/>
+          <w:sz w:val="36"/>
+          <w:szCs w:val="24"/>
+          <w:vertAlign w:val="subscript"/>
+        </w:rPr>
+        <w:t>i</w:t>
+      </w:r>
+      <w:r>
+        <w:rPr>
+          <w:b w:val="false"/>
+          <w:bCs w:val="false"/>
+          <w:position w:val="0"/>
+          <w:sz w:val="36"/>
+          <w:sz w:val="36"/>
+          <w:szCs w:val="24"/>
+          <w:vertAlign w:val="baseline"/>
+        </w:rPr>
+        <w:t>|</w:t>
+      </w:r>
+    </w:p>
+    <w:p>
+      <w:pPr>
+        <w:pStyle w:val="Normal"/>
+        <w:bidi w:val="0"/>
+        <w:jc w:val="left"/>
+        <w:rPr>
+          <w:b w:val="false"/>
+          <w:bCs w:val="false"/>
+          <w:position w:val="0"/>
+          <w:sz w:val="36"/>
+          <w:sz w:val="36"/>
+          <w:szCs w:val="24"/>
+          <w:vertAlign w:val="baseline"/>
+        </w:rPr>
+      </w:pPr>
+      <w:r>
+        <w:rPr>
+          <w:b w:val="false"/>
+          <w:bCs w:val="false"/>
+          <w:position w:val="0"/>
+          <w:sz w:val="36"/>
+          <w:sz w:val="36"/>
+          <w:szCs w:val="24"/>
+          <w:vertAlign w:val="baseline"/>
+        </w:rPr>
+        <w:t>Upper limiting error = |x – x</w:t>
+      </w:r>
+      <w:r>
+        <w:rPr>
+          <w:b w:val="false"/>
+          <w:bCs w:val="false"/>
+          <w:sz w:val="36"/>
+          <w:szCs w:val="24"/>
+          <w:vertAlign w:val="subscript"/>
+        </w:rPr>
+        <w:t>i</w:t>
+      </w:r>
+      <w:r>
+        <w:rPr>
+          <w:b w:val="false"/>
+          <w:bCs w:val="false"/>
+          <w:position w:val="0"/>
+          <w:sz w:val="36"/>
+          <w:sz w:val="36"/>
+          <w:szCs w:val="24"/>
+          <w:vertAlign w:val="baseline"/>
+        </w:rPr>
+        <w:t xml:space="preserve">| &lt; </w:t>
+      </w:r>
+      <w:r>
+        <w:rPr>
+          <w:rFonts w:eastAsia="Tahoma" w:cs="Lohit Marathi"/>
+          <w:b w:val="false"/>
+          <w:bCs w:val="false"/>
+          <w:position w:val="0"/>
+          <w:sz w:val="36"/>
+          <w:sz w:val="36"/>
+          <w:szCs w:val="24"/>
+          <w:vertAlign w:val="baseline"/>
+        </w:rPr>
+        <w:t>Δ</w:t>
+      </w:r>
+      <w:r>
+        <w:rPr>
+          <w:b w:val="false"/>
+          <w:bCs w:val="false"/>
+          <w:position w:val="0"/>
+          <w:sz w:val="36"/>
+          <w:sz w:val="36"/>
+          <w:szCs w:val="24"/>
+          <w:vertAlign w:val="baseline"/>
+        </w:rPr>
+        <w:t>x</w:t>
+      </w:r>
+    </w:p>
+    <w:p>
+      <w:pPr>
+        <w:pStyle w:val="Normal"/>
+        <w:bidi w:val="0"/>
+        <w:jc w:val="left"/>
+        <w:rPr>
+          <w:b w:val="false"/>
+          <w:bCs w:val="false"/>
+          <w:position w:val="0"/>
+          <w:sz w:val="36"/>
+          <w:sz w:val="36"/>
+          <w:szCs w:val="24"/>
+          <w:vertAlign w:val="baseline"/>
+        </w:rPr>
+      </w:pPr>
+      <w:r>
+        <w:rPr>
+          <w:b w:val="false"/>
+          <w:bCs w:val="false"/>
+          <w:position w:val="0"/>
+          <w:sz w:val="36"/>
+          <w:sz w:val="36"/>
+          <w:szCs w:val="24"/>
+          <w:vertAlign w:val="baseline"/>
+        </w:rPr>
+        <w:t>Example:</w:t>
+      </w:r>
+    </w:p>
+    <w:p>
+      <w:pPr>
+        <w:pStyle w:val="Normal"/>
+        <w:bidi w:val="0"/>
+        <w:jc w:val="left"/>
+        <w:rPr>
+          <w:b w:val="false"/>
+          <w:bCs w:val="false"/>
+          <w:position w:val="0"/>
+          <w:sz w:val="36"/>
+          <w:sz w:val="36"/>
+          <w:szCs w:val="24"/>
+          <w:vertAlign w:val="baseline"/>
+        </w:rPr>
+      </w:pPr>
+      <w:r>
+        <w:rPr>
+          <w:b w:val="false"/>
+          <w:bCs w:val="false"/>
+          <w:position w:val="0"/>
+          <w:sz w:val="36"/>
+          <w:sz w:val="36"/>
+          <w:szCs w:val="24"/>
+          <w:vertAlign w:val="baseline"/>
+        </w:rPr>
+        <w:t>x = 1.231   x</w:t>
+      </w:r>
+      <w:r>
+        <w:rPr>
+          <w:b w:val="false"/>
+          <w:bCs w:val="false"/>
+          <w:sz w:val="36"/>
+          <w:szCs w:val="24"/>
+          <w:vertAlign w:val="subscript"/>
+        </w:rPr>
+        <w:t xml:space="preserve">i </w:t>
+      </w:r>
+      <w:r>
+        <w:rPr>
+          <w:b w:val="false"/>
+          <w:bCs w:val="false"/>
+          <w:position w:val="0"/>
+          <w:sz w:val="36"/>
+          <w:sz w:val="36"/>
+          <w:szCs w:val="24"/>
+          <w:vertAlign w:val="baseline"/>
+        </w:rPr>
+        <w:t xml:space="preserve">= 1.23  </w:t>
+      </w:r>
+      <w:r>
+        <w:rPr>
+          <w:rFonts w:eastAsia="Tahoma" w:cs="Lohit Marathi"/>
+          <w:b w:val="false"/>
+          <w:bCs w:val="false"/>
+          <w:position w:val="0"/>
+          <w:sz w:val="36"/>
+          <w:sz w:val="36"/>
+          <w:szCs w:val="24"/>
+          <w:vertAlign w:val="baseline"/>
+        </w:rPr>
+        <w:t>Δ</w:t>
+      </w:r>
+      <w:r>
+        <w:rPr>
+          <w:b w:val="false"/>
+          <w:bCs w:val="false"/>
+          <w:position w:val="0"/>
+          <w:sz w:val="36"/>
+          <w:sz w:val="36"/>
+          <w:szCs w:val="24"/>
+          <w:vertAlign w:val="baseline"/>
+        </w:rPr>
+        <w:t>x = 0.001</w:t>
+      </w:r>
+    </w:p>
+    <w:p>
+      <w:pPr>
+        <w:pStyle w:val="Normal"/>
+        <w:bidi w:val="0"/>
+        <w:jc w:val="left"/>
+        <w:rPr>
+          <w:b w:val="false"/>
+          <w:bCs w:val="false"/>
+          <w:position w:val="0"/>
+          <w:sz w:val="36"/>
+          <w:sz w:val="36"/>
+          <w:szCs w:val="24"/>
+          <w:vertAlign w:val="baseline"/>
+        </w:rPr>
+      </w:pPr>
+      <w:r>
+        <w:rPr>
+          <w:b w:val="false"/>
+          <w:bCs w:val="false"/>
+          <w:position w:val="0"/>
+          <w:sz w:val="36"/>
+          <w:sz w:val="36"/>
+          <w:szCs w:val="24"/>
+          <w:vertAlign w:val="baseline"/>
+        </w:rPr>
+        <w:t>x = 1.232   x</w:t>
+      </w:r>
+      <w:r>
+        <w:rPr>
+          <w:b w:val="false"/>
+          <w:bCs w:val="false"/>
+          <w:sz w:val="36"/>
+          <w:szCs w:val="24"/>
+          <w:vertAlign w:val="subscript"/>
+        </w:rPr>
+        <w:t>i</w:t>
+      </w:r>
+      <w:r>
+        <w:rPr>
+          <w:b w:val="false"/>
+          <w:bCs w:val="false"/>
+          <w:position w:val="0"/>
+          <w:sz w:val="36"/>
+          <w:sz w:val="36"/>
+          <w:szCs w:val="24"/>
+          <w:vertAlign w:val="baseline"/>
+        </w:rPr>
+        <w:t xml:space="preserve"> = 1.23  </w:t>
+      </w:r>
+      <w:r>
+        <w:rPr>
+          <w:rFonts w:eastAsia="Tahoma" w:cs="Lohit Marathi"/>
+          <w:b w:val="false"/>
+          <w:bCs w:val="false"/>
+          <w:position w:val="0"/>
+          <w:sz w:val="36"/>
+          <w:sz w:val="36"/>
+          <w:szCs w:val="24"/>
+          <w:vertAlign w:val="baseline"/>
+        </w:rPr>
+        <w:t>Δ</w:t>
+      </w:r>
+      <w:r>
+        <w:rPr>
+          <w:b w:val="false"/>
+          <w:bCs w:val="false"/>
+          <w:position w:val="0"/>
+          <w:sz w:val="36"/>
+          <w:sz w:val="36"/>
+          <w:szCs w:val="24"/>
+          <w:vertAlign w:val="baseline"/>
+        </w:rPr>
+        <w:t xml:space="preserve">x = 0.002   for all  </w:t>
+      </w:r>
+      <w:r>
+        <w:rPr>
+          <w:rFonts w:eastAsia="Tahoma" w:cs="Lohit Marathi"/>
+          <w:b w:val="false"/>
+          <w:bCs w:val="false"/>
+          <w:position w:val="0"/>
+          <w:sz w:val="36"/>
+          <w:sz w:val="36"/>
+          <w:szCs w:val="24"/>
+          <w:vertAlign w:val="baseline"/>
+        </w:rPr>
+        <w:t>Δ</w:t>
+      </w:r>
+      <w:r>
+        <w:rPr>
+          <w:b w:val="false"/>
+          <w:bCs w:val="false"/>
+          <w:position w:val="0"/>
+          <w:sz w:val="36"/>
+          <w:sz w:val="36"/>
+          <w:szCs w:val="24"/>
+          <w:vertAlign w:val="baseline"/>
+        </w:rPr>
+        <w:t xml:space="preserve">x </w:t>
+      </w:r>
+      <w:r>
+        <w:rPr>
+          <w:rFonts w:eastAsia="Calibri" w:cs="Calibri"/>
+          <w:b w:val="false"/>
+          <w:bCs w:val="false"/>
+          <w:position w:val="0"/>
+          <w:sz w:val="36"/>
+          <w:sz w:val="36"/>
+          <w:szCs w:val="24"/>
+          <w:vertAlign w:val="baseline"/>
+        </w:rPr>
+        <w:t>≤</w:t>
+      </w:r>
+      <w:r>
+        <w:rPr>
+          <w:rFonts w:eastAsia="Tahoma" w:cs="Lohit Marathi"/>
+          <w:b w:val="false"/>
+          <w:bCs w:val="false"/>
+          <w:position w:val="0"/>
+          <w:sz w:val="36"/>
+          <w:sz w:val="36"/>
+          <w:szCs w:val="24"/>
+          <w:vertAlign w:val="baseline"/>
+        </w:rPr>
+        <w:t xml:space="preserve"> 0.005</w:t>
+      </w:r>
+    </w:p>
+    <w:p>
+      <w:pPr>
+        <w:pStyle w:val="Normal"/>
+        <w:bidi w:val="0"/>
+        <w:jc w:val="left"/>
+        <w:rPr>
+          <w:b w:val="false"/>
+          <w:bCs w:val="false"/>
+          <w:position w:val="0"/>
+          <w:sz w:val="36"/>
+          <w:sz w:val="36"/>
+          <w:szCs w:val="24"/>
+          <w:vertAlign w:val="baseline"/>
+        </w:rPr>
+      </w:pPr>
+      <w:r>
+        <w:rPr>
+          <w:b w:val="false"/>
+          <w:bCs w:val="false"/>
+          <w:position w:val="0"/>
+          <w:sz w:val="36"/>
+          <w:sz w:val="36"/>
+          <w:szCs w:val="24"/>
+          <w:vertAlign w:val="baseline"/>
+        </w:rPr>
+        <w:t>x = 1.233   x</w:t>
+      </w:r>
+      <w:r>
+        <w:rPr>
+          <w:b w:val="false"/>
+          <w:bCs w:val="false"/>
+          <w:sz w:val="36"/>
+          <w:szCs w:val="24"/>
+          <w:vertAlign w:val="subscript"/>
+        </w:rPr>
+        <w:t>i</w:t>
+      </w:r>
+      <w:r>
+        <w:rPr>
+          <w:b w:val="false"/>
+          <w:bCs w:val="false"/>
+          <w:position w:val="0"/>
+          <w:sz w:val="36"/>
+          <w:sz w:val="36"/>
+          <w:szCs w:val="24"/>
+          <w:vertAlign w:val="baseline"/>
+        </w:rPr>
+        <w:t xml:space="preserve"> = 1.23  </w:t>
+      </w:r>
+      <w:r>
+        <w:rPr>
+          <w:rFonts w:eastAsia="Tahoma" w:cs="Lohit Marathi"/>
+          <w:b w:val="false"/>
+          <w:bCs w:val="false"/>
+          <w:position w:val="0"/>
+          <w:sz w:val="36"/>
+          <w:sz w:val="36"/>
+          <w:szCs w:val="24"/>
+          <w:vertAlign w:val="baseline"/>
+        </w:rPr>
+        <w:t>Δ</w:t>
+      </w:r>
+      <w:r>
+        <w:rPr>
+          <w:b w:val="false"/>
+          <w:bCs w:val="false"/>
+          <w:position w:val="0"/>
+          <w:sz w:val="36"/>
+          <w:sz w:val="36"/>
+          <w:szCs w:val="24"/>
+          <w:vertAlign w:val="baseline"/>
+        </w:rPr>
+        <w:t>x = 0.001</w:t>
+      </w:r>
+    </w:p>
+    <w:p>
+      <w:pPr>
+        <w:pStyle w:val="Normal"/>
+        <w:bidi w:val="0"/>
+        <w:jc w:val="left"/>
+        <w:rPr>
+          <w:b w:val="false"/>
+          <w:bCs w:val="false"/>
+          <w:position w:val="0"/>
+          <w:sz w:val="36"/>
+          <w:sz w:val="36"/>
+          <w:szCs w:val="24"/>
+          <w:vertAlign w:val="baseline"/>
+        </w:rPr>
+      </w:pPr>
+      <w:r>
+        <w:rPr>
+          <w:b w:val="false"/>
+          <w:bCs w:val="false"/>
+          <w:position w:val="0"/>
+          <w:sz w:val="36"/>
+          <w:sz w:val="36"/>
+          <w:szCs w:val="24"/>
+          <w:vertAlign w:val="baseline"/>
+        </w:rPr>
+        <w:t xml:space="preserve"> </w:t>
+      </w:r>
+      <w:r>
+        <w:rPr>
+          <w:b w:val="false"/>
+          <w:bCs w:val="false"/>
+          <w:position w:val="0"/>
+          <w:sz w:val="36"/>
+          <w:sz w:val="36"/>
+          <w:szCs w:val="24"/>
+          <w:vertAlign w:val="baseline"/>
+        </w:rPr>
+        <w:t>so, upper limitung error = ½ 10</w:t>
+      </w:r>
+      <w:r>
+        <w:rPr>
+          <w:b w:val="false"/>
+          <w:bCs w:val="false"/>
+          <w:sz w:val="36"/>
+          <w:szCs w:val="24"/>
+          <w:vertAlign w:val="superscript"/>
+        </w:rPr>
+        <w:t>-N</w:t>
+      </w:r>
+      <w:r>
+        <w:rPr>
+          <w:b w:val="false"/>
+          <w:bCs w:val="false"/>
+          <w:position w:val="0"/>
+          <w:sz w:val="36"/>
+          <w:sz w:val="36"/>
+          <w:szCs w:val="24"/>
+          <w:vertAlign w:val="baseline"/>
+        </w:rPr>
+        <w:t xml:space="preserve"> </w:t>
+      </w:r>
+    </w:p>
+    <w:p>
+      <w:pPr>
+        <w:pStyle w:val="Normal"/>
+        <w:bidi w:val="0"/>
+        <w:jc w:val="left"/>
+        <w:rPr>
+          <w:b w:val="false"/>
+          <w:bCs w:val="false"/>
+          <w:position w:val="0"/>
+          <w:sz w:val="36"/>
+          <w:sz w:val="36"/>
+          <w:szCs w:val="24"/>
+          <w:vertAlign w:val="baseline"/>
+        </w:rPr>
+      </w:pPr>
+      <w:r>
+        <w:rPr/>
+      </w:r>
+    </w:p>
+    <w:p>
+      <w:pPr>
+        <w:pStyle w:val="Normal"/>
+        <w:bidi w:val="0"/>
+        <w:jc w:val="left"/>
         <w:rPr>
           <w:b/>
           <w:bCs/>
-          <w:position w:val="0"/>
-          <w:sz w:val="36"/>
-          <w:sz w:val="36"/>
-          <w:szCs w:val="24"/>
-          <w:vertAlign w:val="baseline"/>
-        </w:rPr>
-        <w:t>Upper limiting error of an approximate number:</w:t>
-      </w:r>
-    </w:p>
-    <w:p>
-      <w:pPr>
-        <w:pStyle w:val="Normal"/>
-        <w:bidi w:val="0"/>
-        <w:jc w:val="left"/>
-        <w:rPr>
-          <w:b w:val="false"/>
-          <w:bCs w:val="false"/>
-          <w:position w:val="0"/>
-          <w:sz w:val="36"/>
-          <w:sz w:val="36"/>
-          <w:szCs w:val="24"/>
-          <w:vertAlign w:val="baseline"/>
-        </w:rPr>
-      </w:pPr>
-      <w:r>
-        <w:rPr>
-          <w:b w:val="false"/>
-          <w:bCs w:val="false"/>
-          <w:position w:val="0"/>
-          <w:sz w:val="36"/>
-          <w:sz w:val="36"/>
-          <w:szCs w:val="24"/>
-          <w:vertAlign w:val="baseline"/>
-        </w:rPr>
-        <w:t>Exact value = x</w:t>
-      </w:r>
-    </w:p>
-    <w:p>
-      <w:pPr>
-        <w:pStyle w:val="Normal"/>
-        <w:bidi w:val="0"/>
-        <w:jc w:val="left"/>
-        <w:rPr>
-          <w:b w:val="false"/>
-          <w:bCs w:val="false"/>
-          <w:position w:val="0"/>
-          <w:sz w:val="36"/>
-          <w:sz w:val="36"/>
-          <w:szCs w:val="24"/>
-          <w:vertAlign w:val="baseline"/>
-        </w:rPr>
-      </w:pPr>
-      <w:r>
-        <w:rPr>
-          <w:b w:val="false"/>
-          <w:bCs w:val="false"/>
-          <w:position w:val="0"/>
-          <w:sz w:val="36"/>
-          <w:sz w:val="36"/>
-          <w:szCs w:val="24"/>
-          <w:vertAlign w:val="baseline"/>
-        </w:rPr>
-        <w:t>Approximate value = x</w:t>
+          <w:sz w:val="36"/>
+          <w:szCs w:val="24"/>
+        </w:rPr>
+      </w:pPr>
+      <w:r>
+        <w:rPr>
+          <w:b/>
+          <w:bCs/>
+          <w:sz w:val="36"/>
+          <w:szCs w:val="24"/>
+        </w:rPr>
+        <w:t>Maximum error:</w:t>
+      </w:r>
+    </w:p>
+    <w:p>
+      <w:pPr>
+        <w:pStyle w:val="Normal"/>
+        <w:bidi w:val="0"/>
+        <w:jc w:val="left"/>
+        <w:rPr>
+          <w:b w:val="false"/>
+          <w:bCs w:val="false"/>
+          <w:sz w:val="36"/>
+          <w:szCs w:val="24"/>
+        </w:rPr>
+      </w:pPr>
+      <w:r>
+        <w:rPr>
+          <w:b w:val="false"/>
+          <w:bCs w:val="false"/>
+          <w:sz w:val="36"/>
+          <w:szCs w:val="24"/>
+        </w:rPr>
+        <w:t>let u = f(x</w:t>
+      </w:r>
+      <w:r>
+        <w:rPr>
+          <w:b w:val="false"/>
+          <w:bCs w:val="false"/>
+          <w:sz w:val="36"/>
+          <w:szCs w:val="24"/>
+          <w:vertAlign w:val="subscript"/>
+        </w:rPr>
+        <w:t>1</w:t>
+      </w:r>
+      <w:r>
+        <w:rPr>
+          <w:b w:val="false"/>
+          <w:bCs w:val="false"/>
+          <w:sz w:val="36"/>
+          <w:szCs w:val="24"/>
+        </w:rPr>
+        <w:t>,x</w:t>
+      </w:r>
+      <w:r>
+        <w:rPr>
+          <w:b w:val="false"/>
+          <w:bCs w:val="false"/>
+          <w:sz w:val="36"/>
+          <w:szCs w:val="24"/>
+          <w:vertAlign w:val="subscript"/>
+        </w:rPr>
+        <w:t>2</w:t>
+      </w:r>
+      <w:r>
+        <w:rPr>
+          <w:b w:val="false"/>
+          <w:bCs w:val="false"/>
+          <w:sz w:val="36"/>
+          <w:szCs w:val="24"/>
+        </w:rPr>
+        <w:t>,…</w:t>
+      </w:r>
+      <w:r>
+        <w:rPr>
+          <w:b w:val="false"/>
+          <w:bCs w:val="false"/>
+          <w:position w:val="0"/>
+          <w:sz w:val="36"/>
+          <w:sz w:val="36"/>
+          <w:szCs w:val="24"/>
+          <w:vertAlign w:val="baseline"/>
+        </w:rPr>
+        <w:t>,x</w:t>
+      </w:r>
+      <w:r>
+        <w:rPr>
+          <w:b w:val="false"/>
+          <w:bCs w:val="false"/>
+          <w:sz w:val="36"/>
+          <w:szCs w:val="24"/>
+          <w:vertAlign w:val="subscript"/>
+        </w:rPr>
+        <w:t>n</w:t>
+      </w:r>
+      <w:r>
+        <w:rPr>
+          <w:b w:val="false"/>
+          <w:bCs w:val="false"/>
+          <w:sz w:val="36"/>
+          <w:szCs w:val="24"/>
+        </w:rPr>
+        <w:t>) be multi-variable function.</w:t>
+      </w:r>
+    </w:p>
+    <w:p>
+      <w:pPr>
+        <w:pStyle w:val="Normal"/>
+        <w:bidi w:val="0"/>
+        <w:jc w:val="left"/>
+        <w:rPr>
+          <w:b w:val="false"/>
+          <w:bCs w:val="false"/>
+          <w:sz w:val="36"/>
+          <w:szCs w:val="24"/>
+        </w:rPr>
+      </w:pPr>
+      <w:r>
+        <w:rPr>
+          <w:rFonts w:eastAsia="Tahoma" w:cs="Lohit Marathi"/>
+          <w:b w:val="false"/>
+          <w:bCs w:val="false"/>
+          <w:sz w:val="36"/>
+          <w:szCs w:val="24"/>
+        </w:rPr>
+        <w:t>Δ</w:t>
+      </w:r>
+      <w:r>
+        <w:rPr>
+          <w:b w:val="false"/>
+          <w:bCs w:val="false"/>
+          <w:sz w:val="36"/>
+          <w:szCs w:val="24"/>
+        </w:rPr>
+        <w:t>x</w:t>
       </w:r>
       <w:r>
         <w:rPr>
@@ -1227,33 +1887,17 @@
         </w:rPr>
         <w:t>i</w:t>
       </w:r>
-    </w:p>
-    <w:p>
-      <w:pPr>
-        <w:pStyle w:val="Normal"/>
-        <w:bidi w:val="0"/>
-        <w:jc w:val="left"/>
-        <w:rPr>
-          <w:b w:val="false"/>
-          <w:bCs w:val="false"/>
-          <w:position w:val="0"/>
-          <w:sz w:val="36"/>
-          <w:sz w:val="36"/>
-          <w:szCs w:val="24"/>
-          <w:vertAlign w:val="baseline"/>
-        </w:rPr>
-      </w:pPr>
-      <w:r>
-        <w:rPr>
-          <w:b w:val="false"/>
-          <w:bCs w:val="false"/>
-          <w:position w:val="0"/>
-          <w:sz w:val="36"/>
-          <w:sz w:val="36"/>
-          <w:szCs w:val="24"/>
-          <w:vertAlign w:val="baseline"/>
-        </w:rPr>
-        <w:t>Absolute error = |x - x</w:t>
+      <w:r>
+        <w:rPr>
+          <w:b w:val="false"/>
+          <w:bCs w:val="false"/>
+          <w:position w:val="0"/>
+          <w:sz w:val="36"/>
+          <w:sz w:val="36"/>
+          <w:szCs w:val="24"/>
+          <w:vertAlign w:val="baseline"/>
+        </w:rPr>
+        <w:t xml:space="preserve"> be the error in x</w:t>
       </w:r>
       <w:r>
         <w:rPr>
@@ -1275,38 +1919,1112 @@
           <w:szCs w:val="24"/>
           <w:vertAlign w:val="baseline"/>
         </w:rPr>
+        <w:t xml:space="preserve"> then,</w:t>
+      </w:r>
+    </w:p>
+    <w:p>
+      <w:pPr>
+        <w:pStyle w:val="Normal"/>
+        <w:bidi w:val="0"/>
+        <w:jc w:val="left"/>
+        <w:rPr>
+          <w:b w:val="false"/>
+          <w:bCs w:val="false"/>
+          <w:sz w:val="36"/>
+          <w:szCs w:val="24"/>
+        </w:rPr>
+      </w:pPr>
+      <w:r>
+        <w:rPr>
+          <w:b w:val="false"/>
+          <w:bCs w:val="false"/>
+          <w:position w:val="0"/>
+          <w:sz w:val="36"/>
+          <w:sz w:val="36"/>
+          <w:szCs w:val="24"/>
+          <w:vertAlign w:val="baseline"/>
+        </w:rPr>
+        <w:t xml:space="preserve">u + </w:t>
+      </w:r>
+      <w:r>
+        <w:rPr>
+          <w:rFonts w:eastAsia="Tahoma" w:cs="Lohit Marathi"/>
+          <w:b w:val="false"/>
+          <w:bCs w:val="false"/>
+          <w:position w:val="0"/>
+          <w:sz w:val="36"/>
+          <w:sz w:val="36"/>
+          <w:szCs w:val="24"/>
+          <w:vertAlign w:val="baseline"/>
+        </w:rPr>
+        <w:t>Δu = f(x</w:t>
+      </w:r>
+      <w:r>
+        <w:rPr>
+          <w:rFonts w:eastAsia="Tahoma" w:cs="Lohit Marathi"/>
+          <w:b w:val="false"/>
+          <w:bCs w:val="false"/>
+          <w:sz w:val="36"/>
+          <w:szCs w:val="24"/>
+          <w:vertAlign w:val="subscript"/>
+        </w:rPr>
+        <w:t>1</w:t>
+      </w:r>
+      <w:r>
+        <w:rPr>
+          <w:rFonts w:eastAsia="Tahoma" w:cs="Lohit Marathi"/>
+          <w:b w:val="false"/>
+          <w:bCs w:val="false"/>
+          <w:position w:val="0"/>
+          <w:sz w:val="36"/>
+          <w:sz w:val="36"/>
+          <w:szCs w:val="24"/>
+          <w:vertAlign w:val="baseline"/>
+        </w:rPr>
+        <w:t>+Δx1,x2+Δx</w:t>
+      </w:r>
+      <w:r>
+        <w:rPr>
+          <w:rFonts w:eastAsia="Tahoma" w:cs="Lohit Marathi"/>
+          <w:b w:val="false"/>
+          <w:bCs w:val="false"/>
+          <w:sz w:val="36"/>
+          <w:szCs w:val="24"/>
+          <w:vertAlign w:val="subscript"/>
+        </w:rPr>
+        <w:t>2</w:t>
+      </w:r>
+      <w:r>
+        <w:rPr>
+          <w:rFonts w:eastAsia="Tahoma" w:cs="Lohit Marathi"/>
+          <w:b w:val="false"/>
+          <w:bCs w:val="false"/>
+          <w:position w:val="0"/>
+          <w:sz w:val="36"/>
+          <w:sz w:val="36"/>
+          <w:szCs w:val="24"/>
+          <w:vertAlign w:val="baseline"/>
+        </w:rPr>
+        <w:t>,…,x</w:t>
+      </w:r>
+      <w:r>
+        <w:rPr>
+          <w:rFonts w:eastAsia="Tahoma" w:cs="Lohit Marathi"/>
+          <w:b w:val="false"/>
+          <w:bCs w:val="false"/>
+          <w:sz w:val="36"/>
+          <w:szCs w:val="24"/>
+          <w:vertAlign w:val="subscript"/>
+        </w:rPr>
+        <w:t>n</w:t>
+      </w:r>
+      <w:r>
+        <w:rPr>
+          <w:rFonts w:eastAsia="Tahoma" w:cs="Lohit Marathi"/>
+          <w:b w:val="false"/>
+          <w:bCs w:val="false"/>
+          <w:position w:val="0"/>
+          <w:sz w:val="36"/>
+          <w:sz w:val="36"/>
+          <w:szCs w:val="24"/>
+          <w:vertAlign w:val="baseline"/>
+        </w:rPr>
+        <w:t>+Δx</w:t>
+      </w:r>
+      <w:r>
+        <w:rPr>
+          <w:rFonts w:eastAsia="Tahoma" w:cs="Lohit Marathi"/>
+          <w:b w:val="false"/>
+          <w:bCs w:val="false"/>
+          <w:sz w:val="36"/>
+          <w:szCs w:val="24"/>
+          <w:vertAlign w:val="subscript"/>
+        </w:rPr>
+        <w:t>n</w:t>
+      </w:r>
+      <w:r>
+        <w:rPr>
+          <w:rFonts w:eastAsia="Tahoma" w:cs="Lohit Marathi"/>
+          <w:b w:val="false"/>
+          <w:bCs w:val="false"/>
+          <w:position w:val="0"/>
+          <w:sz w:val="36"/>
+          <w:sz w:val="36"/>
+          <w:szCs w:val="24"/>
+          <w:vertAlign w:val="baseline"/>
+        </w:rPr>
+        <w:t>)</w:t>
+      </w:r>
+    </w:p>
+    <w:p>
+      <w:pPr>
+        <w:pStyle w:val="Normal"/>
+        <w:bidi w:val="0"/>
+        <w:jc w:val="left"/>
+        <w:rPr>
+          <w:b w:val="false"/>
+          <w:bCs w:val="false"/>
+          <w:sz w:val="36"/>
+          <w:szCs w:val="24"/>
+        </w:rPr>
+      </w:pPr>
+      <w:r>
+        <w:rPr>
+          <w:rFonts w:eastAsia="Tahoma" w:cs="Lohit Marathi"/>
+          <w:b w:val="false"/>
+          <w:bCs w:val="false"/>
+          <w:position w:val="0"/>
+          <w:sz w:val="36"/>
+          <w:sz w:val="36"/>
+          <w:szCs w:val="24"/>
+          <w:vertAlign w:val="baseline"/>
+        </w:rPr>
+        <w:t xml:space="preserve">            </w:t>
+      </w:r>
+      <w:r>
+        <w:rPr>
+          <w:rFonts w:eastAsia="Tahoma" w:cs="Lohit Marathi"/>
+          <w:b w:val="false"/>
+          <w:bCs w:val="false"/>
+          <w:position w:val="0"/>
+          <w:sz w:val="36"/>
+          <w:sz w:val="36"/>
+          <w:szCs w:val="24"/>
+          <w:vertAlign w:val="baseline"/>
+        </w:rPr>
+        <w:t>= f(x</w:t>
+      </w:r>
+      <w:r>
+        <w:rPr>
+          <w:rFonts w:eastAsia="Tahoma" w:cs="Lohit Marathi"/>
+          <w:b w:val="false"/>
+          <w:bCs w:val="false"/>
+          <w:sz w:val="36"/>
+          <w:szCs w:val="24"/>
+          <w:vertAlign w:val="subscript"/>
+        </w:rPr>
+        <w:t>1</w:t>
+      </w:r>
+      <w:r>
+        <w:rPr>
+          <w:rFonts w:eastAsia="Tahoma" w:cs="Lohit Marathi"/>
+          <w:b w:val="false"/>
+          <w:bCs w:val="false"/>
+          <w:position w:val="0"/>
+          <w:sz w:val="36"/>
+          <w:sz w:val="36"/>
+          <w:szCs w:val="24"/>
+          <w:vertAlign w:val="baseline"/>
+        </w:rPr>
+        <w:t>,x</w:t>
+      </w:r>
+      <w:r>
+        <w:rPr>
+          <w:rFonts w:eastAsia="Tahoma" w:cs="Lohit Marathi"/>
+          <w:b w:val="false"/>
+          <w:bCs w:val="false"/>
+          <w:sz w:val="36"/>
+          <w:szCs w:val="24"/>
+          <w:vertAlign w:val="subscript"/>
+        </w:rPr>
+        <w:t>2</w:t>
+      </w:r>
+      <w:r>
+        <w:rPr>
+          <w:rFonts w:eastAsia="Tahoma" w:cs="Lohit Marathi"/>
+          <w:b w:val="false"/>
+          <w:bCs w:val="false"/>
+          <w:position w:val="0"/>
+          <w:sz w:val="36"/>
+          <w:sz w:val="36"/>
+          <w:szCs w:val="24"/>
+          <w:vertAlign w:val="baseline"/>
+        </w:rPr>
+        <w:t>,…,x</w:t>
+      </w:r>
+      <w:r>
+        <w:rPr>
+          <w:rFonts w:eastAsia="Tahoma" w:cs="Lohit Marathi"/>
+          <w:b w:val="false"/>
+          <w:bCs w:val="false"/>
+          <w:sz w:val="36"/>
+          <w:szCs w:val="24"/>
+          <w:vertAlign w:val="subscript"/>
+        </w:rPr>
+        <w:t>n</w:t>
+      </w:r>
+      <w:r>
+        <w:rPr>
+          <w:rFonts w:eastAsia="Tahoma" w:cs="Lohit Marathi"/>
+          <w:b w:val="false"/>
+          <w:bCs w:val="false"/>
+          <w:position w:val="0"/>
+          <w:sz w:val="36"/>
+          <w:sz w:val="36"/>
+          <w:szCs w:val="24"/>
+          <w:vertAlign w:val="baseline"/>
+        </w:rPr>
+        <w:t>) + ((ẟf/ẟx</w:t>
+      </w:r>
+      <w:r>
+        <w:rPr>
+          <w:rFonts w:eastAsia="Tahoma" w:cs="Lohit Marathi"/>
+          <w:b w:val="false"/>
+          <w:bCs w:val="false"/>
+          <w:sz w:val="36"/>
+          <w:szCs w:val="24"/>
+          <w:vertAlign w:val="subscript"/>
+        </w:rPr>
+        <w:t>1</w:t>
+      </w:r>
+      <w:r>
+        <w:rPr>
+          <w:rFonts w:eastAsia="Tahoma" w:cs="Lohit Marathi"/>
+          <w:b w:val="false"/>
+          <w:bCs w:val="false"/>
+          <w:position w:val="0"/>
+          <w:sz w:val="36"/>
+          <w:sz w:val="36"/>
+          <w:szCs w:val="24"/>
+          <w:vertAlign w:val="baseline"/>
+        </w:rPr>
+        <w:t>) Δx</w:t>
+      </w:r>
+      <w:r>
+        <w:rPr>
+          <w:rFonts w:eastAsia="Tahoma" w:cs="Lohit Marathi"/>
+          <w:b w:val="false"/>
+          <w:bCs w:val="false"/>
+          <w:sz w:val="36"/>
+          <w:szCs w:val="24"/>
+          <w:vertAlign w:val="subscript"/>
+        </w:rPr>
+        <w:t>1</w:t>
+      </w:r>
+      <w:r>
+        <w:rPr>
+          <w:rFonts w:eastAsia="Tahoma" w:cs="Lohit Marathi"/>
+          <w:b w:val="false"/>
+          <w:bCs w:val="false"/>
+          <w:position w:val="0"/>
+          <w:sz w:val="36"/>
+          <w:sz w:val="36"/>
+          <w:szCs w:val="24"/>
+          <w:vertAlign w:val="baseline"/>
+        </w:rPr>
+        <w:t>+ (ẟf/ẟx</w:t>
+      </w:r>
+      <w:r>
+        <w:rPr>
+          <w:rFonts w:eastAsia="Tahoma" w:cs="Lohit Marathi"/>
+          <w:b w:val="false"/>
+          <w:bCs w:val="false"/>
+          <w:sz w:val="36"/>
+          <w:szCs w:val="24"/>
+          <w:vertAlign w:val="subscript"/>
+        </w:rPr>
+        <w:t>2</w:t>
+      </w:r>
+      <w:r>
+        <w:rPr>
+          <w:rFonts w:eastAsia="Tahoma" w:cs="Lohit Marathi"/>
+          <w:b w:val="false"/>
+          <w:bCs w:val="false"/>
+          <w:position w:val="0"/>
+          <w:sz w:val="36"/>
+          <w:sz w:val="36"/>
+          <w:szCs w:val="24"/>
+          <w:vertAlign w:val="baseline"/>
+        </w:rPr>
+        <w:t>) Δx</w:t>
+      </w:r>
+      <w:r>
+        <w:rPr>
+          <w:rFonts w:eastAsia="Tahoma" w:cs="Lohit Marathi"/>
+          <w:b w:val="false"/>
+          <w:bCs w:val="false"/>
+          <w:sz w:val="36"/>
+          <w:szCs w:val="24"/>
+          <w:vertAlign w:val="subscript"/>
+        </w:rPr>
+        <w:t>2</w:t>
+      </w:r>
+      <w:r>
+        <w:rPr>
+          <w:rFonts w:eastAsia="Tahoma" w:cs="Lohit Marathi"/>
+          <w:b w:val="false"/>
+          <w:bCs w:val="false"/>
+          <w:position w:val="0"/>
+          <w:sz w:val="36"/>
+          <w:sz w:val="36"/>
+          <w:szCs w:val="24"/>
+          <w:vertAlign w:val="baseline"/>
+        </w:rPr>
+        <w:t xml:space="preserve"> + … +  (ẟf/ẟx</w:t>
+      </w:r>
+      <w:r>
+        <w:rPr>
+          <w:rFonts w:eastAsia="Tahoma" w:cs="Lohit Marathi"/>
+          <w:b w:val="false"/>
+          <w:bCs w:val="false"/>
+          <w:sz w:val="36"/>
+          <w:szCs w:val="24"/>
+          <w:vertAlign w:val="subscript"/>
+        </w:rPr>
+        <w:t>3</w:t>
+      </w:r>
+      <w:r>
+        <w:rPr>
+          <w:rFonts w:eastAsia="Tahoma" w:cs="Lohit Marathi"/>
+          <w:b w:val="false"/>
+          <w:bCs w:val="false"/>
+          <w:position w:val="0"/>
+          <w:sz w:val="36"/>
+          <w:sz w:val="36"/>
+          <w:szCs w:val="24"/>
+          <w:vertAlign w:val="baseline"/>
+        </w:rPr>
+        <w:t>)Δx</w:t>
+      </w:r>
+      <w:r>
+        <w:rPr>
+          <w:rFonts w:eastAsia="Tahoma" w:cs="Lohit Marathi"/>
+          <w:b w:val="false"/>
+          <w:bCs w:val="false"/>
+          <w:sz w:val="36"/>
+          <w:szCs w:val="24"/>
+          <w:vertAlign w:val="subscript"/>
+        </w:rPr>
+        <w:t>n</w:t>
+      </w:r>
+      <w:r>
+        <w:rPr>
+          <w:rFonts w:eastAsia="Tahoma" w:cs="Lohit Marathi"/>
+          <w:b w:val="false"/>
+          <w:bCs w:val="false"/>
+          <w:position w:val="0"/>
+          <w:sz w:val="36"/>
+          <w:sz w:val="36"/>
+          <w:szCs w:val="24"/>
+          <w:vertAlign w:val="baseline"/>
+        </w:rPr>
+        <w:t>) + 1/2!((ẟ</w:t>
+      </w:r>
+      <w:r>
+        <w:rPr>
+          <w:rFonts w:eastAsia="Tahoma" w:cs="Lohit Marathi"/>
+          <w:b w:val="false"/>
+          <w:bCs w:val="false"/>
+          <w:sz w:val="36"/>
+          <w:szCs w:val="24"/>
+          <w:vertAlign w:val="superscript"/>
+        </w:rPr>
+        <w:t>2</w:t>
+      </w:r>
+      <w:r>
+        <w:rPr>
+          <w:rFonts w:eastAsia="Tahoma" w:cs="Lohit Marathi"/>
+          <w:b w:val="false"/>
+          <w:bCs w:val="false"/>
+          <w:position w:val="0"/>
+          <w:sz w:val="36"/>
+          <w:sz w:val="36"/>
+          <w:szCs w:val="24"/>
+          <w:vertAlign w:val="baseline"/>
+        </w:rPr>
+        <w:t>f/ẟx</w:t>
+      </w:r>
+      <w:r>
+        <w:rPr>
+          <w:rFonts w:eastAsia="Tahoma" w:cs="Lohit Marathi"/>
+          <w:b w:val="false"/>
+          <w:bCs w:val="false"/>
+          <w:sz w:val="36"/>
+          <w:szCs w:val="24"/>
+          <w:vertAlign w:val="subscript"/>
+        </w:rPr>
+        <w:t>1</w:t>
+      </w:r>
+      <w:r>
+        <w:rPr>
+          <w:rFonts w:eastAsia="Tahoma" w:cs="Lohit Marathi"/>
+          <w:b w:val="false"/>
+          <w:bCs w:val="false"/>
+          <w:sz w:val="36"/>
+          <w:szCs w:val="24"/>
+          <w:vertAlign w:val="superscript"/>
+        </w:rPr>
+        <w:t>2</w:t>
+      </w:r>
+      <w:r>
+        <w:rPr>
+          <w:rFonts w:eastAsia="Tahoma" w:cs="Lohit Marathi"/>
+          <w:b w:val="false"/>
+          <w:bCs w:val="false"/>
+          <w:position w:val="0"/>
+          <w:sz w:val="36"/>
+          <w:sz w:val="36"/>
+          <w:szCs w:val="24"/>
+          <w:vertAlign w:val="baseline"/>
+        </w:rPr>
+        <w:t>) Δx</w:t>
+      </w:r>
+      <w:r>
+        <w:rPr>
+          <w:rFonts w:eastAsia="Tahoma" w:cs="Lohit Marathi"/>
+          <w:b w:val="false"/>
+          <w:bCs w:val="false"/>
+          <w:sz w:val="36"/>
+          <w:szCs w:val="24"/>
+          <w:vertAlign w:val="subscript"/>
+        </w:rPr>
+        <w:t>1</w:t>
+      </w:r>
+      <w:r>
+        <w:rPr>
+          <w:rFonts w:eastAsia="Tahoma" w:cs="Lohit Marathi"/>
+          <w:b w:val="false"/>
+          <w:bCs w:val="false"/>
+          <w:sz w:val="36"/>
+          <w:szCs w:val="24"/>
+          <w:vertAlign w:val="superscript"/>
+        </w:rPr>
+        <w:t>2</w:t>
+      </w:r>
+      <w:r>
+        <w:rPr>
+          <w:rFonts w:eastAsia="Tahoma" w:cs="Lohit Marathi"/>
+          <w:b w:val="false"/>
+          <w:bCs w:val="false"/>
+          <w:position w:val="0"/>
+          <w:sz w:val="36"/>
+          <w:sz w:val="36"/>
+          <w:szCs w:val="24"/>
+          <w:vertAlign w:val="baseline"/>
+        </w:rPr>
+        <w:t>+ (ẟ</w:t>
+      </w:r>
+      <w:r>
+        <w:rPr>
+          <w:rFonts w:eastAsia="Tahoma" w:cs="Lohit Marathi"/>
+          <w:b w:val="false"/>
+          <w:bCs w:val="false"/>
+          <w:sz w:val="36"/>
+          <w:szCs w:val="24"/>
+          <w:vertAlign w:val="superscript"/>
+        </w:rPr>
+        <w:t>2</w:t>
+      </w:r>
+      <w:r>
+        <w:rPr>
+          <w:rFonts w:eastAsia="Tahoma" w:cs="Lohit Marathi"/>
+          <w:b w:val="false"/>
+          <w:bCs w:val="false"/>
+          <w:position w:val="0"/>
+          <w:sz w:val="36"/>
+          <w:sz w:val="36"/>
+          <w:szCs w:val="24"/>
+          <w:vertAlign w:val="baseline"/>
+        </w:rPr>
+        <w:t>f/ẟx</w:t>
+      </w:r>
+      <w:r>
+        <w:rPr>
+          <w:rFonts w:eastAsia="Tahoma" w:cs="Lohit Marathi"/>
+          <w:b w:val="false"/>
+          <w:bCs w:val="false"/>
+          <w:sz w:val="36"/>
+          <w:szCs w:val="24"/>
+          <w:vertAlign w:val="subscript"/>
+        </w:rPr>
+        <w:t>2</w:t>
+      </w:r>
+      <w:r>
+        <w:rPr>
+          <w:rFonts w:eastAsia="Tahoma" w:cs="Lohit Marathi"/>
+          <w:b w:val="false"/>
+          <w:bCs w:val="false"/>
+          <w:sz w:val="36"/>
+          <w:szCs w:val="24"/>
+          <w:vertAlign w:val="superscript"/>
+        </w:rPr>
+        <w:t>2</w:t>
+      </w:r>
+      <w:r>
+        <w:rPr>
+          <w:rFonts w:eastAsia="Tahoma" w:cs="Lohit Marathi"/>
+          <w:b w:val="false"/>
+          <w:bCs w:val="false"/>
+          <w:position w:val="0"/>
+          <w:sz w:val="36"/>
+          <w:sz w:val="36"/>
+          <w:szCs w:val="24"/>
+          <w:vertAlign w:val="baseline"/>
+        </w:rPr>
+        <w:t>) Δx</w:t>
+      </w:r>
+      <w:r>
+        <w:rPr>
+          <w:rFonts w:eastAsia="Tahoma" w:cs="Lohit Marathi"/>
+          <w:b w:val="false"/>
+          <w:bCs w:val="false"/>
+          <w:sz w:val="36"/>
+          <w:szCs w:val="24"/>
+          <w:vertAlign w:val="subscript"/>
+        </w:rPr>
+        <w:t>2</w:t>
+      </w:r>
+      <w:r>
+        <w:rPr>
+          <w:rFonts w:eastAsia="Tahoma" w:cs="Lohit Marathi"/>
+          <w:b w:val="false"/>
+          <w:bCs w:val="false"/>
+          <w:sz w:val="36"/>
+          <w:szCs w:val="24"/>
+          <w:vertAlign w:val="superscript"/>
+        </w:rPr>
+        <w:t>2</w:t>
+      </w:r>
+      <w:r>
+        <w:rPr>
+          <w:rFonts w:eastAsia="Tahoma" w:cs="Lohit Marathi"/>
+          <w:b w:val="false"/>
+          <w:bCs w:val="false"/>
+          <w:position w:val="0"/>
+          <w:sz w:val="36"/>
+          <w:sz w:val="36"/>
+          <w:szCs w:val="24"/>
+          <w:vertAlign w:val="baseline"/>
+        </w:rPr>
+        <w:t xml:space="preserve"> + … + (ẟ</w:t>
+      </w:r>
+      <w:r>
+        <w:rPr>
+          <w:rFonts w:eastAsia="Tahoma" w:cs="Lohit Marathi"/>
+          <w:b w:val="false"/>
+          <w:bCs w:val="false"/>
+          <w:sz w:val="36"/>
+          <w:szCs w:val="24"/>
+          <w:vertAlign w:val="superscript"/>
+        </w:rPr>
+        <w:t>2</w:t>
+      </w:r>
+      <w:r>
+        <w:rPr>
+          <w:rFonts w:eastAsia="Tahoma" w:cs="Lohit Marathi"/>
+          <w:b w:val="false"/>
+          <w:bCs w:val="false"/>
+          <w:position w:val="0"/>
+          <w:sz w:val="36"/>
+          <w:sz w:val="36"/>
+          <w:szCs w:val="24"/>
+          <w:vertAlign w:val="baseline"/>
+        </w:rPr>
+        <w:t>f/ẟx</w:t>
+      </w:r>
+      <w:r>
+        <w:rPr>
+          <w:rFonts w:eastAsia="Tahoma" w:cs="Lohit Marathi"/>
+          <w:b w:val="false"/>
+          <w:bCs w:val="false"/>
+          <w:sz w:val="36"/>
+          <w:szCs w:val="24"/>
+          <w:vertAlign w:val="subscript"/>
+        </w:rPr>
+        <w:t>n</w:t>
+      </w:r>
+      <w:r>
+        <w:rPr>
+          <w:rFonts w:eastAsia="Tahoma" w:cs="Lohit Marathi"/>
+          <w:b w:val="false"/>
+          <w:bCs w:val="false"/>
+          <w:sz w:val="36"/>
+          <w:szCs w:val="24"/>
+          <w:vertAlign w:val="superscript"/>
+        </w:rPr>
+        <w:t>2</w:t>
+      </w:r>
+      <w:r>
+        <w:rPr>
+          <w:rFonts w:eastAsia="Tahoma" w:cs="Lohit Marathi"/>
+          <w:b w:val="false"/>
+          <w:bCs w:val="false"/>
+          <w:position w:val="0"/>
+          <w:sz w:val="36"/>
+          <w:sz w:val="36"/>
+          <w:szCs w:val="24"/>
+          <w:vertAlign w:val="baseline"/>
+        </w:rPr>
+        <w:t>) Δx</w:t>
+      </w:r>
+      <w:r>
+        <w:rPr>
+          <w:rFonts w:eastAsia="Tahoma" w:cs="Lohit Marathi"/>
+          <w:b w:val="false"/>
+          <w:bCs w:val="false"/>
+          <w:sz w:val="36"/>
+          <w:szCs w:val="24"/>
+          <w:vertAlign w:val="subscript"/>
+        </w:rPr>
+        <w:t>n</w:t>
+      </w:r>
+      <w:r>
+        <w:rPr>
+          <w:rFonts w:eastAsia="Tahoma" w:cs="Lohit Marathi"/>
+          <w:b w:val="false"/>
+          <w:bCs w:val="false"/>
+          <w:sz w:val="36"/>
+          <w:szCs w:val="24"/>
+          <w:vertAlign w:val="superscript"/>
+        </w:rPr>
+        <w:t>2</w:t>
+      </w:r>
+      <w:r>
+        <w:rPr>
+          <w:rFonts w:eastAsia="Tahoma" w:cs="Lohit Marathi"/>
+          <w:b w:val="false"/>
+          <w:bCs w:val="false"/>
+          <w:position w:val="0"/>
+          <w:sz w:val="36"/>
+          <w:sz w:val="36"/>
+          <w:szCs w:val="24"/>
+          <w:vertAlign w:val="baseline"/>
+        </w:rPr>
+        <w:t>)</w:t>
+      </w:r>
+    </w:p>
+    <w:p>
+      <w:pPr>
+        <w:pStyle w:val="Normal"/>
+        <w:bidi w:val="0"/>
+        <w:jc w:val="left"/>
+        <w:rPr>
+          <w:b w:val="false"/>
+          <w:bCs w:val="false"/>
+          <w:sz w:val="36"/>
+          <w:szCs w:val="24"/>
+        </w:rPr>
+      </w:pPr>
+      <w:r>
+        <w:rPr>
+          <w:rFonts w:eastAsia="Tahoma" w:cs="Lohit Marathi"/>
+          <w:b w:val="false"/>
+          <w:bCs w:val="false"/>
+          <w:position w:val="0"/>
+          <w:sz w:val="36"/>
+          <w:sz w:val="36"/>
+          <w:szCs w:val="24"/>
+          <w:vertAlign w:val="baseline"/>
+        </w:rPr>
+        <w:t xml:space="preserve">            </w:t>
+      </w:r>
+      <w:r>
+        <w:rPr>
+          <w:rFonts w:eastAsia="Tahoma" w:cs="Lohit Marathi"/>
+          <w:b w:val="false"/>
+          <w:bCs w:val="false"/>
+          <w:position w:val="0"/>
+          <w:sz w:val="36"/>
+          <w:sz w:val="36"/>
+          <w:szCs w:val="24"/>
+          <w:vertAlign w:val="baseline"/>
+        </w:rPr>
+        <w:t>= u + ((ẟf/ẟx</w:t>
+      </w:r>
+      <w:r>
+        <w:rPr>
+          <w:rFonts w:eastAsia="Tahoma" w:cs="Lohit Marathi"/>
+          <w:b w:val="false"/>
+          <w:bCs w:val="false"/>
+          <w:sz w:val="36"/>
+          <w:szCs w:val="24"/>
+          <w:vertAlign w:val="subscript"/>
+        </w:rPr>
+        <w:t>1</w:t>
+      </w:r>
+      <w:r>
+        <w:rPr>
+          <w:rFonts w:eastAsia="Tahoma" w:cs="Lohit Marathi"/>
+          <w:b w:val="false"/>
+          <w:bCs w:val="false"/>
+          <w:position w:val="0"/>
+          <w:sz w:val="36"/>
+          <w:sz w:val="36"/>
+          <w:szCs w:val="24"/>
+          <w:vertAlign w:val="baseline"/>
+        </w:rPr>
+        <w:t>) Δx</w:t>
+      </w:r>
+      <w:r>
+        <w:rPr>
+          <w:rFonts w:eastAsia="Tahoma" w:cs="Lohit Marathi"/>
+          <w:b w:val="false"/>
+          <w:bCs w:val="false"/>
+          <w:sz w:val="36"/>
+          <w:szCs w:val="24"/>
+          <w:vertAlign w:val="subscript"/>
+        </w:rPr>
+        <w:t>1</w:t>
+      </w:r>
+      <w:r>
+        <w:rPr>
+          <w:rFonts w:eastAsia="Tahoma" w:cs="Lohit Marathi"/>
+          <w:b w:val="false"/>
+          <w:bCs w:val="false"/>
+          <w:position w:val="0"/>
+          <w:sz w:val="36"/>
+          <w:sz w:val="36"/>
+          <w:szCs w:val="24"/>
+          <w:vertAlign w:val="baseline"/>
+        </w:rPr>
+        <w:t>+ (ẟf/ẟx</w:t>
+      </w:r>
+      <w:r>
+        <w:rPr>
+          <w:rFonts w:eastAsia="Tahoma" w:cs="Lohit Marathi"/>
+          <w:b w:val="false"/>
+          <w:bCs w:val="false"/>
+          <w:sz w:val="36"/>
+          <w:szCs w:val="24"/>
+          <w:vertAlign w:val="subscript"/>
+        </w:rPr>
+        <w:t>2</w:t>
+      </w:r>
+      <w:r>
+        <w:rPr>
+          <w:rFonts w:eastAsia="Tahoma" w:cs="Lohit Marathi"/>
+          <w:b w:val="false"/>
+          <w:bCs w:val="false"/>
+          <w:position w:val="0"/>
+          <w:sz w:val="36"/>
+          <w:sz w:val="36"/>
+          <w:szCs w:val="24"/>
+          <w:vertAlign w:val="baseline"/>
+        </w:rPr>
+        <w:t>) Δx</w:t>
+      </w:r>
+      <w:r>
+        <w:rPr>
+          <w:rFonts w:eastAsia="Tahoma" w:cs="Lohit Marathi"/>
+          <w:b w:val="false"/>
+          <w:bCs w:val="false"/>
+          <w:sz w:val="36"/>
+          <w:szCs w:val="24"/>
+          <w:vertAlign w:val="subscript"/>
+        </w:rPr>
+        <w:t>2</w:t>
+      </w:r>
+      <w:r>
+        <w:rPr>
+          <w:rFonts w:eastAsia="Tahoma" w:cs="Lohit Marathi"/>
+          <w:b w:val="false"/>
+          <w:bCs w:val="false"/>
+          <w:position w:val="0"/>
+          <w:sz w:val="36"/>
+          <w:sz w:val="36"/>
+          <w:szCs w:val="24"/>
+          <w:vertAlign w:val="baseline"/>
+        </w:rPr>
+        <w:t xml:space="preserve"> + … +  (ẟf/ẟx</w:t>
+      </w:r>
+      <w:r>
+        <w:rPr>
+          <w:rFonts w:eastAsia="Tahoma" w:cs="Lohit Marathi"/>
+          <w:b w:val="false"/>
+          <w:bCs w:val="false"/>
+          <w:sz w:val="36"/>
+          <w:szCs w:val="24"/>
+          <w:vertAlign w:val="subscript"/>
+        </w:rPr>
+        <w:t>3</w:t>
+      </w:r>
+      <w:r>
+        <w:rPr>
+          <w:rFonts w:eastAsia="Tahoma" w:cs="Lohit Marathi"/>
+          <w:b w:val="false"/>
+          <w:bCs w:val="false"/>
+          <w:position w:val="0"/>
+          <w:sz w:val="36"/>
+          <w:sz w:val="36"/>
+          <w:szCs w:val="24"/>
+          <w:vertAlign w:val="baseline"/>
+        </w:rPr>
+        <w:t>)Δx</w:t>
+      </w:r>
+      <w:r>
+        <w:rPr>
+          <w:rFonts w:eastAsia="Tahoma" w:cs="Lohit Marathi"/>
+          <w:b w:val="false"/>
+          <w:bCs w:val="false"/>
+          <w:sz w:val="36"/>
+          <w:szCs w:val="24"/>
+          <w:vertAlign w:val="subscript"/>
+        </w:rPr>
+        <w:t>n</w:t>
+      </w:r>
+      <w:r>
+        <w:rPr>
+          <w:rFonts w:eastAsia="Tahoma" w:cs="Lohit Marathi"/>
+          <w:b w:val="false"/>
+          <w:bCs w:val="false"/>
+          <w:position w:val="0"/>
+          <w:sz w:val="36"/>
+          <w:sz w:val="36"/>
+          <w:szCs w:val="24"/>
+          <w:vertAlign w:val="baseline"/>
+        </w:rPr>
+        <w:t>) + 0((Δx))</w:t>
+      </w:r>
+      <w:r>
+        <w:rPr>
+          <w:rFonts w:eastAsia="Tahoma" w:cs="Lohit Marathi"/>
+          <w:b w:val="false"/>
+          <w:bCs w:val="false"/>
+          <w:sz w:val="36"/>
+          <w:szCs w:val="24"/>
+          <w:vertAlign w:val="superscript"/>
+        </w:rPr>
+        <w:t>2</w:t>
+      </w:r>
+    </w:p>
+    <w:p>
+      <w:pPr>
+        <w:pStyle w:val="Normal"/>
+        <w:bidi w:val="0"/>
+        <w:jc w:val="left"/>
+        <w:rPr>
+          <w:b w:val="false"/>
+          <w:bCs w:val="false"/>
+          <w:sz w:val="36"/>
+          <w:szCs w:val="24"/>
+        </w:rPr>
+      </w:pPr>
+      <w:r>
+        <w:rPr>
+          <w:rFonts w:eastAsia="Tahoma" w:cs="Lohit Marathi"/>
+          <w:b w:val="false"/>
+          <w:bCs w:val="false"/>
+          <w:position w:val="0"/>
+          <w:sz w:val="36"/>
+          <w:sz w:val="36"/>
+          <w:szCs w:val="24"/>
+          <w:vertAlign w:val="baseline"/>
+        </w:rPr>
+        <w:t xml:space="preserve"> </w:t>
+      </w:r>
+      <w:r>
+        <w:rPr>
+          <w:rFonts w:eastAsia="Tahoma" w:cs="Lohit Marathi"/>
+          <w:b w:val="false"/>
+          <w:bCs w:val="false"/>
+          <w:position w:val="0"/>
+          <w:sz w:val="36"/>
+          <w:sz w:val="36"/>
+          <w:szCs w:val="24"/>
+          <w:vertAlign w:val="baseline"/>
+        </w:rPr>
+        <w:t xml:space="preserve">error= Δu = </w:t>
+      </w:r>
+      <w:r>
+        <w:rPr>
+          <w:rFonts w:eastAsia="Tahoma" w:cs="Lohit Marathi"/>
+          <w:b w:val="false"/>
+          <w:bCs w:val="false"/>
+          <w:sz w:val="36"/>
+          <w:szCs w:val="24"/>
+          <w:vertAlign w:val="superscript"/>
+        </w:rPr>
+        <w:t>n</w:t>
+      </w:r>
+      <w:r>
+        <w:rPr>
+          <w:rFonts w:eastAsia="Calibri" w:cs="Calibri"/>
+          <w:b w:val="false"/>
+          <w:bCs w:val="false"/>
+          <w:position w:val="0"/>
+          <w:sz w:val="36"/>
+          <w:sz w:val="36"/>
+          <w:szCs w:val="24"/>
+          <w:vertAlign w:val="baseline"/>
+        </w:rPr>
+        <w:t>∑</w:t>
+      </w:r>
+      <w:r>
+        <w:rPr>
+          <w:rFonts w:eastAsia="Calibri" w:cs="Calibri"/>
+          <w:b w:val="false"/>
+          <w:bCs w:val="false"/>
+          <w:sz w:val="36"/>
+          <w:szCs w:val="24"/>
+          <w:vertAlign w:val="subscript"/>
+        </w:rPr>
+        <w:t xml:space="preserve">i=1 </w:t>
+      </w:r>
+      <w:r>
+        <w:rPr>
+          <w:rFonts w:eastAsia="Tahoma" w:cs="Lohit Marathi"/>
+          <w:b w:val="false"/>
+          <w:bCs w:val="false"/>
+          <w:position w:val="0"/>
+          <w:sz w:val="36"/>
+          <w:sz w:val="36"/>
+          <w:szCs w:val="24"/>
+          <w:vertAlign w:val="baseline"/>
+        </w:rPr>
+        <w:t>(ẟf/ẟx</w:t>
+      </w:r>
+      <w:r>
+        <w:rPr>
+          <w:rFonts w:eastAsia="Tahoma" w:cs="Lohit Marathi"/>
+          <w:b w:val="false"/>
+          <w:bCs w:val="false"/>
+          <w:sz w:val="36"/>
+          <w:szCs w:val="24"/>
+          <w:vertAlign w:val="subscript"/>
+        </w:rPr>
+        <w:t>i</w:t>
+      </w:r>
+      <w:r>
+        <w:rPr>
+          <w:rFonts w:eastAsia="Tahoma" w:cs="Lohit Marathi"/>
+          <w:b w:val="false"/>
+          <w:bCs w:val="false"/>
+          <w:position w:val="0"/>
+          <w:sz w:val="36"/>
+          <w:sz w:val="36"/>
+          <w:szCs w:val="24"/>
+          <w:vertAlign w:val="baseline"/>
+        </w:rPr>
+        <w:t>) Δx</w:t>
+      </w:r>
+      <w:r>
+        <w:rPr>
+          <w:rFonts w:eastAsia="Tahoma" w:cs="Lohit Marathi"/>
+          <w:b w:val="false"/>
+          <w:bCs w:val="false"/>
+          <w:sz w:val="36"/>
+          <w:szCs w:val="24"/>
+          <w:vertAlign w:val="subscript"/>
+        </w:rPr>
+        <w:t>i</w:t>
+      </w:r>
+    </w:p>
+    <w:p>
+      <w:pPr>
+        <w:pStyle w:val="Normal"/>
+        <w:bidi w:val="0"/>
+        <w:jc w:val="left"/>
+        <w:rPr>
+          <w:b w:val="false"/>
+          <w:bCs w:val="false"/>
+          <w:position w:val="0"/>
+          <w:sz w:val="36"/>
+          <w:sz w:val="36"/>
+          <w:szCs w:val="24"/>
+          <w:vertAlign w:val="baseline"/>
+        </w:rPr>
+      </w:pPr>
+      <w:r>
+        <w:rPr>
+          <w:rFonts w:eastAsia="Tahoma" w:cs="Lohit Marathi"/>
+          <w:b w:val="false"/>
+          <w:bCs w:val="false"/>
+          <w:position w:val="0"/>
+          <w:sz w:val="36"/>
+          <w:sz w:val="36"/>
+          <w:szCs w:val="24"/>
+          <w:vertAlign w:val="baseline"/>
+        </w:rPr>
+        <w:t>Max.error = (Δu)</w:t>
+      </w:r>
+      <w:r>
+        <w:rPr>
+          <w:rFonts w:eastAsia="Tahoma" w:cs="Lohit Marathi"/>
+          <w:b w:val="false"/>
+          <w:bCs w:val="false"/>
+          <w:sz w:val="36"/>
+          <w:szCs w:val="24"/>
+          <w:vertAlign w:val="subscript"/>
+        </w:rPr>
+        <w:t>max</w:t>
+      </w:r>
+      <w:r>
+        <w:rPr>
+          <w:rFonts w:eastAsia="Tahoma" w:cs="Lohit Marathi"/>
+          <w:b w:val="false"/>
+          <w:bCs w:val="false"/>
+          <w:position w:val="0"/>
+          <w:sz w:val="36"/>
+          <w:sz w:val="36"/>
+          <w:szCs w:val="24"/>
+          <w:vertAlign w:val="baseline"/>
+        </w:rPr>
+        <w:t xml:space="preserve"> = </w:t>
+      </w:r>
+      <w:r>
+        <w:rPr>
+          <w:rFonts w:eastAsia="Tahoma" w:cs="Lohit Marathi"/>
+          <w:b w:val="false"/>
+          <w:bCs w:val="false"/>
+          <w:sz w:val="36"/>
+          <w:szCs w:val="24"/>
+          <w:vertAlign w:val="superscript"/>
+        </w:rPr>
+        <w:t>n</w:t>
+      </w:r>
+      <w:r>
+        <w:rPr>
+          <w:rFonts w:eastAsia="Calibri" w:cs="Calibri"/>
+          <w:b w:val="false"/>
+          <w:bCs w:val="false"/>
+          <w:position w:val="0"/>
+          <w:sz w:val="36"/>
+          <w:sz w:val="36"/>
+          <w:szCs w:val="24"/>
+          <w:vertAlign w:val="baseline"/>
+        </w:rPr>
+        <w:t>∑</w:t>
+      </w:r>
+      <w:r>
+        <w:rPr>
+          <w:rFonts w:eastAsia="Calibri" w:cs="Calibri"/>
+          <w:b w:val="false"/>
+          <w:bCs w:val="false"/>
+          <w:sz w:val="36"/>
+          <w:szCs w:val="24"/>
+          <w:vertAlign w:val="subscript"/>
+        </w:rPr>
+        <w:t xml:space="preserve">i=1 </w:t>
+      </w:r>
+      <w:r>
+        <w:rPr>
+          <w:rFonts w:eastAsia="Calibri" w:cs="Calibri"/>
+          <w:b w:val="false"/>
+          <w:bCs w:val="false"/>
+          <w:position w:val="0"/>
+          <w:sz w:val="36"/>
+          <w:sz w:val="36"/>
+          <w:szCs w:val="24"/>
+          <w:vertAlign w:val="baseline"/>
+        </w:rPr>
         <w:t>|</w:t>
       </w:r>
-    </w:p>
-    <w:p>
-      <w:pPr>
-        <w:pStyle w:val="Normal"/>
-        <w:bidi w:val="0"/>
-        <w:jc w:val="left"/>
-        <w:rPr>
-          <w:b w:val="false"/>
-          <w:bCs w:val="false"/>
-          <w:position w:val="0"/>
-          <w:sz w:val="36"/>
-          <w:sz w:val="36"/>
-          <w:szCs w:val="24"/>
-          <w:vertAlign w:val="baseline"/>
-        </w:rPr>
-      </w:pPr>
-      <w:r>
-        <w:rPr>
-          <w:b w:val="false"/>
-          <w:bCs w:val="false"/>
-          <w:position w:val="0"/>
-          <w:sz w:val="36"/>
-          <w:sz w:val="36"/>
-          <w:szCs w:val="24"/>
-          <w:vertAlign w:val="baseline"/>
-        </w:rPr>
-        <w:t>Upper limiting error = |x – x</w:t>
-      </w:r>
-      <w:r>
-        <w:rPr>
+      <w:r>
+        <w:rPr>
+          <w:rFonts w:eastAsia="Tahoma" w:cs="Lohit Marathi"/>
+          <w:b w:val="false"/>
+          <w:bCs w:val="false"/>
+          <w:position w:val="0"/>
+          <w:sz w:val="36"/>
+          <w:sz w:val="36"/>
+          <w:szCs w:val="24"/>
+          <w:vertAlign w:val="baseline"/>
+        </w:rPr>
+        <w:t>ẟf/ẟx</w:t>
+      </w:r>
+      <w:r>
+        <w:rPr>
+          <w:rFonts w:eastAsia="Tahoma" w:cs="Lohit Marathi"/>
           <w:b w:val="false"/>
           <w:bCs w:val="false"/>
           <w:sz w:val="36"/>
@@ -1317,16 +3035,238 @@
       </w:r>
       <w:r>
         <w:rPr>
-          <w:b w:val="false"/>
-          <w:bCs w:val="false"/>
-          <w:position w:val="0"/>
-          <w:sz w:val="36"/>
-          <w:sz w:val="36"/>
-          <w:szCs w:val="24"/>
-          <w:vertAlign w:val="baseline"/>
-        </w:rPr>
-        <w:t xml:space="preserve">| &lt; </w:t>
-      </w:r>
+          <w:rFonts w:eastAsia="Tahoma" w:cs="Lohit Marathi"/>
+          <w:b w:val="false"/>
+          <w:bCs w:val="false"/>
+          <w:position w:val="0"/>
+          <w:sz w:val="36"/>
+          <w:sz w:val="36"/>
+          <w:szCs w:val="24"/>
+          <w:vertAlign w:val="baseline"/>
+        </w:rPr>
+        <w:t>| Δx</w:t>
+      </w:r>
+      <w:r>
+        <w:rPr>
+          <w:rFonts w:eastAsia="Tahoma" w:cs="Lohit Marathi"/>
+          <w:b w:val="false"/>
+          <w:bCs w:val="false"/>
+          <w:sz w:val="36"/>
+          <w:szCs w:val="24"/>
+          <w:vertAlign w:val="subscript"/>
+        </w:rPr>
+        <w:t>i</w:t>
+      </w:r>
+    </w:p>
+    <w:p>
+      <w:pPr>
+        <w:pStyle w:val="Normal"/>
+        <w:bidi w:val="0"/>
+        <w:jc w:val="left"/>
+        <w:rPr>
+          <w:rFonts w:ascii="Calibri" w:hAnsi="Calibri" w:eastAsia="Tahoma" w:cs="Lohit Marathi"/>
+          <w:vertAlign w:val="subscript"/>
+        </w:rPr>
+      </w:pPr>
+      <w:r>
+        <w:rPr>
+          <w:b w:val="false"/>
+          <w:bCs w:val="false"/>
+          <w:position w:val="0"/>
+          <w:sz w:val="36"/>
+          <w:sz w:val="36"/>
+          <w:szCs w:val="24"/>
+          <w:vertAlign w:val="baseline"/>
+        </w:rPr>
+      </w:r>
+    </w:p>
+    <w:p>
+      <w:pPr>
+        <w:pStyle w:val="Normal"/>
+        <w:bidi w:val="0"/>
+        <w:jc w:val="left"/>
+        <w:rPr>
+          <w:b/>
+          <w:bCs/>
+          <w:position w:val="0"/>
+          <w:sz w:val="36"/>
+          <w:sz w:val="36"/>
+          <w:szCs w:val="24"/>
+          <w:vertAlign w:val="baseline"/>
+        </w:rPr>
+      </w:pPr>
+      <w:r>
+        <w:rPr>
+          <w:rFonts w:eastAsia="Tahoma" w:cs="Lohit Marathi"/>
+          <w:b/>
+          <w:bCs/>
+          <w:position w:val="0"/>
+          <w:sz w:val="36"/>
+          <w:sz w:val="36"/>
+          <w:szCs w:val="24"/>
+          <w:vertAlign w:val="baseline"/>
+        </w:rPr>
+        <w:t>Problem:</w:t>
+      </w:r>
+    </w:p>
+    <w:p>
+      <w:pPr>
+        <w:pStyle w:val="Normal"/>
+        <w:bidi w:val="0"/>
+        <w:jc w:val="left"/>
+        <w:rPr>
+          <w:b w:val="false"/>
+          <w:bCs w:val="false"/>
+          <w:position w:val="0"/>
+          <w:sz w:val="36"/>
+          <w:sz w:val="36"/>
+          <w:szCs w:val="24"/>
+          <w:vertAlign w:val="baseline"/>
+        </w:rPr>
+      </w:pPr>
+      <w:r>
+        <w:rPr>
+          <w:rFonts w:eastAsia="Tahoma" w:cs="Lohit Marathi"/>
+          <w:b w:val="false"/>
+          <w:bCs w:val="false"/>
+          <w:position w:val="0"/>
+          <w:sz w:val="36"/>
+          <w:sz w:val="36"/>
+          <w:szCs w:val="24"/>
+          <w:vertAlign w:val="baseline"/>
+        </w:rPr>
+        <w:t>u = 10x</w:t>
+      </w:r>
+      <w:r>
+        <w:rPr>
+          <w:rFonts w:eastAsia="Tahoma" w:cs="Lohit Marathi"/>
+          <w:b w:val="false"/>
+          <w:bCs w:val="false"/>
+          <w:sz w:val="36"/>
+          <w:szCs w:val="24"/>
+          <w:vertAlign w:val="superscript"/>
+        </w:rPr>
+        <w:t>2</w:t>
+      </w:r>
+      <w:r>
+        <w:rPr>
+          <w:rFonts w:eastAsia="Tahoma" w:cs="Lohit Marathi"/>
+          <w:b w:val="false"/>
+          <w:bCs w:val="false"/>
+          <w:position w:val="0"/>
+          <w:sz w:val="36"/>
+          <w:sz w:val="36"/>
+          <w:szCs w:val="24"/>
+          <w:vertAlign w:val="baseline"/>
+        </w:rPr>
+        <w:t>z</w:t>
+      </w:r>
+      <w:r>
+        <w:rPr>
+          <w:rFonts w:eastAsia="Tahoma" w:cs="Lohit Marathi"/>
+          <w:b w:val="false"/>
+          <w:bCs w:val="false"/>
+          <w:sz w:val="36"/>
+          <w:szCs w:val="24"/>
+          <w:vertAlign w:val="superscript"/>
+        </w:rPr>
+        <w:t>2</w:t>
+      </w:r>
+      <w:r>
+        <w:rPr>
+          <w:rFonts w:eastAsia="Tahoma" w:cs="Lohit Marathi"/>
+          <w:b w:val="false"/>
+          <w:bCs w:val="false"/>
+          <w:position w:val="0"/>
+          <w:sz w:val="36"/>
+          <w:sz w:val="36"/>
+          <w:szCs w:val="24"/>
+          <w:vertAlign w:val="baseline"/>
+        </w:rPr>
+        <w:t>/y</w:t>
+      </w:r>
+      <w:r>
+        <w:rPr>
+          <w:rFonts w:eastAsia="Tahoma" w:cs="Lohit Marathi"/>
+          <w:b w:val="false"/>
+          <w:bCs w:val="false"/>
+          <w:sz w:val="36"/>
+          <w:szCs w:val="24"/>
+          <w:vertAlign w:val="superscript"/>
+        </w:rPr>
+        <w:t>2</w:t>
+      </w:r>
+      <w:r>
+        <w:rPr>
+          <w:rFonts w:eastAsia="Tahoma" w:cs="Lohit Marathi"/>
+          <w:b w:val="false"/>
+          <w:bCs w:val="false"/>
+          <w:position w:val="0"/>
+          <w:sz w:val="36"/>
+          <w:sz w:val="36"/>
+          <w:szCs w:val="24"/>
+          <w:vertAlign w:val="baseline"/>
+        </w:rPr>
+        <w:t xml:space="preserve"> , x = 2.47 , y = 34.26 , z = 13.65. find the maximum relative error correct to 2 decimal points.</w:t>
+      </w:r>
+    </w:p>
+    <w:p>
+      <w:pPr>
+        <w:pStyle w:val="Normal"/>
+        <w:bidi w:val="0"/>
+        <w:jc w:val="left"/>
+        <w:rPr>
+          <w:b w:val="false"/>
+          <w:bCs w:val="false"/>
+          <w:position w:val="0"/>
+          <w:sz w:val="36"/>
+          <w:sz w:val="36"/>
+          <w:szCs w:val="24"/>
+          <w:vertAlign w:val="baseline"/>
+        </w:rPr>
+      </w:pPr>
+      <w:r>
+        <w:rPr>
+          <w:rFonts w:eastAsia="Tahoma" w:cs="Lohit Marathi"/>
+          <w:b w:val="false"/>
+          <w:bCs w:val="false"/>
+          <w:position w:val="0"/>
+          <w:sz w:val="36"/>
+          <w:sz w:val="36"/>
+          <w:szCs w:val="24"/>
+          <w:vertAlign w:val="baseline"/>
+        </w:rPr>
+        <w:t xml:space="preserve">→ </w:t>
+      </w:r>
+      <w:r>
+        <w:rPr>
+          <w:rFonts w:eastAsia="Tahoma" w:cs="Lohit Marathi"/>
+          <w:b w:val="false"/>
+          <w:bCs w:val="false"/>
+          <w:position w:val="0"/>
+          <w:sz w:val="36"/>
+          <w:sz w:val="36"/>
+          <w:szCs w:val="24"/>
+          <w:vertAlign w:val="baseline"/>
+        </w:rPr>
+        <w:t>here,</w:t>
+      </w:r>
+    </w:p>
+    <w:p>
+      <w:pPr>
+        <w:pStyle w:val="Normal"/>
+        <w:bidi w:val="0"/>
+        <w:jc w:val="left"/>
+        <w:rPr>
+          <w:b w:val="false"/>
+          <w:bCs w:val="false"/>
+          <w:position w:val="0"/>
+          <w:sz w:val="36"/>
+          <w:sz w:val="36"/>
+          <w:szCs w:val="24"/>
+          <w:vertAlign w:val="baseline"/>
+        </w:rPr>
+      </w:pPr>
       <w:r>
         <w:rPr>
           <w:rFonts w:eastAsia="Tahoma" w:cs="Lohit Marathi"/>
@@ -1350,66 +3290,1097 @@
           <w:szCs w:val="24"/>
           <w:vertAlign w:val="baseline"/>
         </w:rPr>
-        <w:t>x</w:t>
-      </w:r>
-    </w:p>
-    <w:p>
-      <w:pPr>
-        <w:pStyle w:val="Normal"/>
-        <w:bidi w:val="0"/>
-        <w:jc w:val="left"/>
-        <w:rPr>
-          <w:b w:val="false"/>
-          <w:bCs w:val="false"/>
-          <w:position w:val="0"/>
-          <w:sz w:val="36"/>
-          <w:sz w:val="36"/>
-          <w:szCs w:val="24"/>
-          <w:vertAlign w:val="baseline"/>
-        </w:rPr>
-      </w:pPr>
-      <w:r>
-        <w:rPr>
-          <w:b w:val="false"/>
-          <w:bCs w:val="false"/>
-          <w:position w:val="0"/>
-          <w:sz w:val="36"/>
-          <w:sz w:val="36"/>
-          <w:szCs w:val="24"/>
-          <w:vertAlign w:val="baseline"/>
-        </w:rPr>
-        <w:t>Example:</w:t>
-      </w:r>
-    </w:p>
-    <w:p>
-      <w:pPr>
-        <w:pStyle w:val="Normal"/>
-        <w:bidi w:val="0"/>
-        <w:jc w:val="left"/>
-        <w:rPr>
-          <w:b w:val="false"/>
-          <w:bCs w:val="false"/>
-          <w:position w:val="0"/>
-          <w:sz w:val="36"/>
-          <w:sz w:val="36"/>
-          <w:szCs w:val="24"/>
-          <w:vertAlign w:val="baseline"/>
-        </w:rPr>
-      </w:pPr>
-      <w:r>
-        <w:rPr>
-          <w:b w:val="false"/>
-          <w:bCs w:val="false"/>
-          <w:position w:val="0"/>
-          <w:sz w:val="36"/>
-          <w:sz w:val="36"/>
-          <w:szCs w:val="24"/>
-          <w:vertAlign w:val="baseline"/>
-        </w:rPr>
-        <w:t>x = 1.231   x</w:t>
-      </w:r>
-      <w:r>
-        <w:rPr>
+        <w:t>x = ½*10</w:t>
+      </w:r>
+      <w:r>
+        <w:rPr>
+          <w:b w:val="false"/>
+          <w:bCs w:val="false"/>
+          <w:sz w:val="36"/>
+          <w:szCs w:val="24"/>
+          <w:vertAlign w:val="superscript"/>
+        </w:rPr>
+        <w:t xml:space="preserve">-2 </w:t>
+      </w:r>
+      <w:r>
+        <w:rPr>
+          <w:b w:val="false"/>
+          <w:bCs w:val="false"/>
+          <w:position w:val="0"/>
+          <w:sz w:val="36"/>
+          <w:sz w:val="36"/>
+          <w:szCs w:val="24"/>
+          <w:vertAlign w:val="baseline"/>
+        </w:rPr>
+        <w:t>= 0.005</w:t>
+      </w:r>
+    </w:p>
+    <w:p>
+      <w:pPr>
+        <w:pStyle w:val="Normal"/>
+        <w:bidi w:val="0"/>
+        <w:jc w:val="left"/>
+        <w:rPr>
+          <w:b w:val="false"/>
+          <w:bCs w:val="false"/>
+          <w:position w:val="0"/>
+          <w:sz w:val="36"/>
+          <w:sz w:val="36"/>
+          <w:szCs w:val="24"/>
+          <w:vertAlign w:val="baseline"/>
+        </w:rPr>
+      </w:pPr>
+      <w:r>
+        <w:rPr>
+          <w:rFonts w:eastAsia="Tahoma" w:cs="Lohit Marathi"/>
+          <w:b w:val="false"/>
+          <w:bCs w:val="false"/>
+          <w:position w:val="0"/>
+          <w:sz w:val="36"/>
+          <w:sz w:val="36"/>
+          <w:szCs w:val="24"/>
+          <w:vertAlign w:val="baseline"/>
+        </w:rPr>
+        <w:t>Δy = Δz = 0.005</w:t>
+      </w:r>
+    </w:p>
+    <w:p>
+      <w:pPr>
+        <w:pStyle w:val="Normal"/>
+        <w:bidi w:val="0"/>
+        <w:jc w:val="left"/>
+        <w:rPr>
+          <w:b w:val="false"/>
+          <w:bCs w:val="false"/>
+          <w:position w:val="0"/>
+          <w:sz w:val="36"/>
+          <w:sz w:val="36"/>
+          <w:szCs w:val="24"/>
+          <w:vertAlign w:val="baseline"/>
+        </w:rPr>
+      </w:pPr>
+      <w:r>
+        <w:rPr>
+          <w:rFonts w:eastAsia="Tahoma" w:cs="Lohit Marathi"/>
+          <w:b w:val="false"/>
+          <w:bCs w:val="false"/>
+          <w:position w:val="0"/>
+          <w:sz w:val="36"/>
+          <w:sz w:val="36"/>
+          <w:szCs w:val="24"/>
+          <w:vertAlign w:val="baseline"/>
+        </w:rPr>
+        <w:t>ẟ</w:t>
+      </w:r>
+      <w:r>
+        <w:rPr>
+          <w:b w:val="false"/>
+          <w:bCs w:val="false"/>
+          <w:position w:val="0"/>
+          <w:sz w:val="36"/>
+          <w:sz w:val="36"/>
+          <w:szCs w:val="24"/>
+          <w:vertAlign w:val="baseline"/>
+        </w:rPr>
+        <w:t>u/</w:t>
+      </w:r>
+      <w:r>
+        <w:rPr>
+          <w:rFonts w:eastAsia="Tahoma" w:cs="Lohit Marathi"/>
+          <w:b w:val="false"/>
+          <w:bCs w:val="false"/>
+          <w:position w:val="0"/>
+          <w:sz w:val="36"/>
+          <w:sz w:val="36"/>
+          <w:szCs w:val="24"/>
+          <w:vertAlign w:val="baseline"/>
+        </w:rPr>
+        <w:t>ẟx = 20xz</w:t>
+      </w:r>
+      <w:r>
+        <w:rPr>
+          <w:rFonts w:eastAsia="Tahoma" w:cs="Lohit Marathi"/>
+          <w:b w:val="false"/>
+          <w:bCs w:val="false"/>
+          <w:sz w:val="36"/>
+          <w:szCs w:val="24"/>
+          <w:vertAlign w:val="superscript"/>
+        </w:rPr>
+        <w:t>2</w:t>
+      </w:r>
+      <w:r>
+        <w:rPr>
+          <w:rFonts w:eastAsia="Tahoma" w:cs="Lohit Marathi"/>
+          <w:b w:val="false"/>
+          <w:bCs w:val="false"/>
+          <w:position w:val="0"/>
+          <w:sz w:val="36"/>
+          <w:sz w:val="36"/>
+          <w:szCs w:val="24"/>
+          <w:vertAlign w:val="baseline"/>
+        </w:rPr>
+        <w:t>/y</w:t>
+      </w:r>
+      <w:r>
+        <w:rPr>
+          <w:rFonts w:eastAsia="Tahoma" w:cs="Lohit Marathi"/>
+          <w:b w:val="false"/>
+          <w:bCs w:val="false"/>
+          <w:sz w:val="36"/>
+          <w:szCs w:val="24"/>
+          <w:vertAlign w:val="superscript"/>
+        </w:rPr>
+        <w:t>2</w:t>
+      </w:r>
+    </w:p>
+    <w:p>
+      <w:pPr>
+        <w:pStyle w:val="Normal"/>
+        <w:bidi w:val="0"/>
+        <w:jc w:val="left"/>
+        <w:rPr>
+          <w:b w:val="false"/>
+          <w:bCs w:val="false"/>
+          <w:position w:val="0"/>
+          <w:sz w:val="36"/>
+          <w:sz w:val="36"/>
+          <w:szCs w:val="24"/>
+          <w:vertAlign w:val="baseline"/>
+        </w:rPr>
+      </w:pPr>
+      <w:r>
+        <w:rPr>
+          <w:rFonts w:eastAsia="Tahoma" w:cs="Lohit Marathi"/>
+          <w:b w:val="false"/>
+          <w:bCs w:val="false"/>
+          <w:position w:val="0"/>
+          <w:sz w:val="36"/>
+          <w:sz w:val="36"/>
+          <w:szCs w:val="24"/>
+          <w:vertAlign w:val="baseline"/>
+        </w:rPr>
+        <w:t>ẟu/ẟy = 20x</w:t>
+      </w:r>
+      <w:r>
+        <w:rPr>
+          <w:rFonts w:eastAsia="Tahoma" w:cs="Lohit Marathi"/>
+          <w:b w:val="false"/>
+          <w:bCs w:val="false"/>
+          <w:sz w:val="36"/>
+          <w:szCs w:val="24"/>
+          <w:vertAlign w:val="superscript"/>
+        </w:rPr>
+        <w:t>2</w:t>
+      </w:r>
+      <w:r>
+        <w:rPr>
+          <w:rFonts w:eastAsia="Tahoma" w:cs="Lohit Marathi"/>
+          <w:b w:val="false"/>
+          <w:bCs w:val="false"/>
+          <w:position w:val="0"/>
+          <w:sz w:val="36"/>
+          <w:sz w:val="36"/>
+          <w:szCs w:val="24"/>
+          <w:vertAlign w:val="baseline"/>
+        </w:rPr>
+        <w:t>z</w:t>
+      </w:r>
+      <w:r>
+        <w:rPr>
+          <w:rFonts w:eastAsia="Tahoma" w:cs="Lohit Marathi"/>
+          <w:b w:val="false"/>
+          <w:bCs w:val="false"/>
+          <w:sz w:val="36"/>
+          <w:szCs w:val="24"/>
+          <w:vertAlign w:val="superscript"/>
+        </w:rPr>
+        <w:t>2</w:t>
+      </w:r>
+      <w:r>
+        <w:rPr>
+          <w:rFonts w:eastAsia="Tahoma" w:cs="Lohit Marathi"/>
+          <w:b w:val="false"/>
+          <w:bCs w:val="false"/>
+          <w:position w:val="0"/>
+          <w:sz w:val="36"/>
+          <w:sz w:val="36"/>
+          <w:szCs w:val="24"/>
+          <w:vertAlign w:val="baseline"/>
+        </w:rPr>
+        <w:t>/y</w:t>
+      </w:r>
+    </w:p>
+    <w:p>
+      <w:pPr>
+        <w:pStyle w:val="Normal"/>
+        <w:bidi w:val="0"/>
+        <w:jc w:val="left"/>
+        <w:rPr>
+          <w:b w:val="false"/>
+          <w:bCs w:val="false"/>
+          <w:position w:val="0"/>
+          <w:sz w:val="36"/>
+          <w:sz w:val="36"/>
+          <w:szCs w:val="24"/>
+          <w:vertAlign w:val="baseline"/>
+        </w:rPr>
+      </w:pPr>
+      <w:r>
+        <w:rPr>
+          <w:rFonts w:eastAsia="Tahoma" w:cs="Lohit Marathi"/>
+          <w:b w:val="false"/>
+          <w:bCs w:val="false"/>
+          <w:position w:val="0"/>
+          <w:sz w:val="36"/>
+          <w:sz w:val="36"/>
+          <w:szCs w:val="24"/>
+          <w:vertAlign w:val="baseline"/>
+        </w:rPr>
+        <w:t>ẟu/ẟz = 20x</w:t>
+      </w:r>
+      <w:r>
+        <w:rPr>
+          <w:rFonts w:eastAsia="Tahoma" w:cs="Lohit Marathi"/>
+          <w:b w:val="false"/>
+          <w:bCs w:val="false"/>
+          <w:sz w:val="36"/>
+          <w:szCs w:val="24"/>
+          <w:vertAlign w:val="superscript"/>
+        </w:rPr>
+        <w:t>2</w:t>
+      </w:r>
+      <w:r>
+        <w:rPr>
+          <w:rFonts w:eastAsia="Tahoma" w:cs="Lohit Marathi"/>
+          <w:b w:val="false"/>
+          <w:bCs w:val="false"/>
+          <w:position w:val="0"/>
+          <w:sz w:val="36"/>
+          <w:sz w:val="36"/>
+          <w:szCs w:val="24"/>
+          <w:vertAlign w:val="baseline"/>
+        </w:rPr>
+        <w:t>z/y</w:t>
+      </w:r>
+      <w:r>
+        <w:rPr>
+          <w:rFonts w:eastAsia="Tahoma" w:cs="Lohit Marathi"/>
+          <w:b w:val="false"/>
+          <w:bCs w:val="false"/>
+          <w:sz w:val="36"/>
+          <w:szCs w:val="24"/>
+          <w:vertAlign w:val="superscript"/>
+        </w:rPr>
+        <w:t>2</w:t>
+      </w:r>
+    </w:p>
+    <w:p>
+      <w:pPr>
+        <w:pStyle w:val="Normal"/>
+        <w:bidi w:val="0"/>
+        <w:jc w:val="left"/>
+        <w:rPr>
+          <w:b w:val="false"/>
+          <w:bCs w:val="false"/>
+          <w:position w:val="0"/>
+          <w:sz w:val="36"/>
+          <w:sz w:val="36"/>
+          <w:szCs w:val="24"/>
+          <w:vertAlign w:val="baseline"/>
+        </w:rPr>
+      </w:pPr>
+      <w:r>
+        <w:rPr>
+          <w:rFonts w:eastAsia="Tahoma" w:cs="Lohit Marathi"/>
+          <w:b w:val="false"/>
+          <w:bCs w:val="false"/>
+          <w:position w:val="0"/>
+          <w:sz w:val="36"/>
+          <w:sz w:val="36"/>
+          <w:szCs w:val="24"/>
+          <w:vertAlign w:val="baseline"/>
+        </w:rPr>
+        <w:t>At (x,y,z) = (2.47 , 34.26 , 13.65)</w:t>
+      </w:r>
+    </w:p>
+    <w:p>
+      <w:pPr>
+        <w:pStyle w:val="Normal"/>
+        <w:bidi w:val="0"/>
+        <w:jc w:val="left"/>
+        <w:rPr>
+          <w:b w:val="false"/>
+          <w:bCs w:val="false"/>
+          <w:position w:val="0"/>
+          <w:sz w:val="36"/>
+          <w:sz w:val="36"/>
+          <w:szCs w:val="24"/>
+          <w:vertAlign w:val="baseline"/>
+        </w:rPr>
+      </w:pPr>
+      <w:r>
+        <w:rPr>
+          <w:rFonts w:eastAsia="Tahoma" w:cs="Lohit Marathi"/>
+          <w:b w:val="false"/>
+          <w:bCs w:val="false"/>
+          <w:position w:val="0"/>
+          <w:sz w:val="36"/>
+          <w:sz w:val="36"/>
+          <w:szCs w:val="24"/>
+          <w:vertAlign w:val="baseline"/>
+        </w:rPr>
+        <w:t>ẟu/ẟx = 7.84</w:t>
+      </w:r>
+    </w:p>
+    <w:p>
+      <w:pPr>
+        <w:pStyle w:val="Normal"/>
+        <w:bidi w:val="0"/>
+        <w:jc w:val="left"/>
+        <w:rPr>
+          <w:b w:val="false"/>
+          <w:bCs w:val="false"/>
+          <w:position w:val="0"/>
+          <w:sz w:val="36"/>
+          <w:sz w:val="36"/>
+          <w:szCs w:val="24"/>
+          <w:vertAlign w:val="baseline"/>
+        </w:rPr>
+      </w:pPr>
+      <w:r>
+        <w:rPr>
+          <w:rFonts w:eastAsia="Tahoma" w:cs="Lohit Marathi"/>
+          <w:b w:val="false"/>
+          <w:bCs w:val="false"/>
+          <w:position w:val="0"/>
+          <w:sz w:val="36"/>
+          <w:sz w:val="36"/>
+          <w:szCs w:val="24"/>
+          <w:vertAlign w:val="baseline"/>
+        </w:rPr>
+        <w:t>ẟu/ẟy = 665.53</w:t>
+      </w:r>
+    </w:p>
+    <w:p>
+      <w:pPr>
+        <w:pStyle w:val="Normal"/>
+        <w:bidi w:val="0"/>
+        <w:jc w:val="left"/>
+        <w:rPr>
+          <w:b w:val="false"/>
+          <w:bCs w:val="false"/>
+          <w:position w:val="0"/>
+          <w:sz w:val="36"/>
+          <w:sz w:val="36"/>
+          <w:szCs w:val="24"/>
+          <w:vertAlign w:val="baseline"/>
+        </w:rPr>
+      </w:pPr>
+      <w:r>
+        <w:rPr>
+          <w:rFonts w:eastAsia="Tahoma" w:cs="Lohit Marathi"/>
+          <w:b w:val="false"/>
+          <w:bCs w:val="false"/>
+          <w:position w:val="0"/>
+          <w:sz w:val="36"/>
+          <w:sz w:val="36"/>
+          <w:szCs w:val="24"/>
+          <w:vertAlign w:val="baseline"/>
+        </w:rPr>
+        <w:t>ẟu/ẟz = 1.42</w:t>
+      </w:r>
+    </w:p>
+    <w:p>
+      <w:pPr>
+        <w:pStyle w:val="Normal"/>
+        <w:bidi w:val="0"/>
+        <w:jc w:val="left"/>
+        <w:rPr>
+          <w:rFonts w:ascii="Calibri" w:hAnsi="Calibri" w:eastAsia="Tahoma" w:cs="Lohit Marathi"/>
+        </w:rPr>
+      </w:pPr>
+      <w:r>
+        <w:rPr>
+          <w:b w:val="false"/>
+          <w:bCs w:val="false"/>
+          <w:position w:val="0"/>
+          <w:sz w:val="36"/>
+          <w:sz w:val="36"/>
+          <w:szCs w:val="24"/>
+          <w:vertAlign w:val="baseline"/>
+        </w:rPr>
+      </w:r>
+    </w:p>
+    <w:p>
+      <w:pPr>
+        <w:pStyle w:val="Normal"/>
+        <w:bidi w:val="0"/>
+        <w:jc w:val="left"/>
+        <w:rPr>
+          <w:b w:val="false"/>
+          <w:bCs w:val="false"/>
+          <w:position w:val="0"/>
+          <w:sz w:val="36"/>
+          <w:sz w:val="36"/>
+          <w:szCs w:val="24"/>
+          <w:vertAlign w:val="baseline"/>
+        </w:rPr>
+      </w:pPr>
+      <w:r>
+        <w:rPr>
+          <w:rFonts w:eastAsia="Tahoma" w:cs="Lohit Marathi"/>
+          <w:b w:val="false"/>
+          <w:bCs w:val="false"/>
+          <w:position w:val="0"/>
+          <w:sz w:val="36"/>
+          <w:sz w:val="36"/>
+          <w:szCs w:val="24"/>
+          <w:vertAlign w:val="baseline"/>
+        </w:rPr>
+        <w:t>Max.error = 7.84*0.005 + 665.53*0.005 + 1.42*0.005</w:t>
+      </w:r>
+    </w:p>
+    <w:p>
+      <w:pPr>
+        <w:pStyle w:val="Normal"/>
+        <w:bidi w:val="0"/>
+        <w:jc w:val="left"/>
+        <w:rPr>
+          <w:b w:val="false"/>
+          <w:bCs w:val="false"/>
+          <w:position w:val="0"/>
+          <w:sz w:val="36"/>
+          <w:sz w:val="36"/>
+          <w:szCs w:val="24"/>
+          <w:vertAlign w:val="baseline"/>
+        </w:rPr>
+      </w:pPr>
+      <w:r>
+        <w:rPr>
+          <w:rFonts w:eastAsia="Tahoma" w:cs="Lohit Marathi"/>
+          <w:b w:val="false"/>
+          <w:bCs w:val="false"/>
+          <w:position w:val="0"/>
+          <w:sz w:val="36"/>
+          <w:sz w:val="36"/>
+          <w:szCs w:val="24"/>
+          <w:vertAlign w:val="baseline"/>
+        </w:rPr>
+        <w:t xml:space="preserve">                   </w:t>
+      </w:r>
+      <w:r>
+        <w:rPr>
+          <w:rFonts w:eastAsia="Tahoma" w:cs="Lohit Marathi"/>
+          <w:b w:val="false"/>
+          <w:bCs w:val="false"/>
+          <w:position w:val="0"/>
+          <w:sz w:val="36"/>
+          <w:sz w:val="36"/>
+          <w:szCs w:val="24"/>
+          <w:vertAlign w:val="baseline"/>
+        </w:rPr>
+        <w:t>= 3.37</w:t>
+      </w:r>
+    </w:p>
+    <w:p>
+      <w:pPr>
+        <w:pStyle w:val="Normal"/>
+        <w:bidi w:val="0"/>
+        <w:jc w:val="left"/>
+        <w:rPr>
+          <w:rFonts w:ascii="Calibri" w:hAnsi="Calibri" w:eastAsia="Tahoma" w:cs="Lohit Marathi"/>
+        </w:rPr>
+      </w:pPr>
+      <w:r>
+        <w:rPr>
+          <w:b w:val="false"/>
+          <w:bCs w:val="false"/>
+          <w:position w:val="0"/>
+          <w:sz w:val="36"/>
+          <w:sz w:val="36"/>
+          <w:szCs w:val="24"/>
+          <w:vertAlign w:val="baseline"/>
+        </w:rPr>
+      </w:r>
+    </w:p>
+    <w:p>
+      <w:pPr>
+        <w:pStyle w:val="Normal"/>
+        <w:bidi w:val="0"/>
+        <w:jc w:val="left"/>
+        <w:rPr>
+          <w:b/>
+          <w:bCs/>
+          <w:position w:val="0"/>
+          <w:sz w:val="36"/>
+          <w:sz w:val="36"/>
+          <w:szCs w:val="24"/>
+          <w:vertAlign w:val="baseline"/>
+        </w:rPr>
+      </w:pPr>
+      <w:r>
+        <w:rPr>
+          <w:rFonts w:eastAsia="Tahoma" w:cs="Lohit Marathi"/>
+          <w:b/>
+          <w:bCs/>
+          <w:position w:val="0"/>
+          <w:sz w:val="36"/>
+          <w:sz w:val="36"/>
+          <w:szCs w:val="24"/>
+          <w:vertAlign w:val="baseline"/>
+        </w:rPr>
+        <w:t>Root finding Method:</w:t>
+      </w:r>
+    </w:p>
+    <w:p>
+      <w:pPr>
+        <w:pStyle w:val="Normal"/>
+        <w:bidi w:val="0"/>
+        <w:jc w:val="left"/>
+        <w:rPr>
+          <w:b w:val="false"/>
+          <w:bCs w:val="false"/>
+          <w:position w:val="0"/>
+          <w:sz w:val="36"/>
+          <w:sz w:val="36"/>
+          <w:szCs w:val="24"/>
+          <w:vertAlign w:val="baseline"/>
+        </w:rPr>
+      </w:pPr>
+      <w:r>
+        <w:rPr>
+          <w:rFonts w:eastAsia="Tahoma" w:cs="Lohit Marathi"/>
+          <w:b w:val="false"/>
+          <w:bCs w:val="false"/>
+          <w:position w:val="0"/>
+          <w:sz w:val="36"/>
+          <w:sz w:val="36"/>
+          <w:szCs w:val="24"/>
+          <w:vertAlign w:val="baseline"/>
+        </w:rPr>
+        <w:t>let f(x) = 0,</w:t>
+      </w:r>
+    </w:p>
+    <w:p>
+      <w:pPr>
+        <w:pStyle w:val="Normal"/>
+        <w:bidi w:val="0"/>
+        <w:jc w:val="left"/>
+        <w:rPr>
+          <w:b w:val="false"/>
+          <w:bCs w:val="false"/>
+          <w:position w:val="0"/>
+          <w:sz w:val="36"/>
+          <w:sz w:val="36"/>
+          <w:szCs w:val="24"/>
+          <w:vertAlign w:val="baseline"/>
+        </w:rPr>
+      </w:pPr>
+      <w:r>
+        <w:rPr>
+          <w:rFonts w:eastAsia="Tahoma" w:cs="Lohit Marathi"/>
+          <w:b w:val="false"/>
+          <w:bCs w:val="false"/>
+          <w:position w:val="0"/>
+          <w:sz w:val="36"/>
+          <w:sz w:val="36"/>
+          <w:szCs w:val="24"/>
+          <w:vertAlign w:val="baseline"/>
+        </w:rPr>
+        <w:t>x = α is the root (solution)</w:t>
+      </w:r>
+    </w:p>
+    <w:p>
+      <w:pPr>
+        <w:pStyle w:val="Normal"/>
+        <w:bidi w:val="0"/>
+        <w:jc w:val="left"/>
+        <w:rPr>
+          <w:b w:val="false"/>
+          <w:bCs w:val="false"/>
+          <w:position w:val="0"/>
+          <w:sz w:val="36"/>
+          <w:sz w:val="36"/>
+          <w:szCs w:val="24"/>
+          <w:vertAlign w:val="baseline"/>
+        </w:rPr>
+      </w:pPr>
+      <w:r>
+        <w:rPr>
+          <w:rFonts w:eastAsia="Tahoma" w:cs="Lohit Marathi"/>
+          <w:b w:val="false"/>
+          <w:bCs w:val="false"/>
+          <w:position w:val="0"/>
+          <w:sz w:val="36"/>
+          <w:sz w:val="36"/>
+          <w:szCs w:val="24"/>
+          <w:vertAlign w:val="baseline"/>
+        </w:rPr>
+        <w:t>if |x</w:t>
+      </w:r>
+      <w:r>
+        <w:rPr>
+          <w:rFonts w:eastAsia="Tahoma" w:cs="Lohit Marathi"/>
+          <w:b w:val="false"/>
+          <w:bCs w:val="false"/>
+          <w:sz w:val="36"/>
+          <w:szCs w:val="24"/>
+          <w:vertAlign w:val="subscript"/>
+        </w:rPr>
+        <w:t xml:space="preserve">n </w:t>
+      </w:r>
+      <w:r>
+        <w:rPr>
+          <w:rFonts w:eastAsia="Tahoma" w:cs="Lohit Marathi"/>
+          <w:b w:val="false"/>
+          <w:bCs w:val="false"/>
+          <w:position w:val="0"/>
+          <w:sz w:val="36"/>
+          <w:sz w:val="36"/>
+          <w:szCs w:val="24"/>
+          <w:vertAlign w:val="baseline"/>
+        </w:rPr>
+        <w:t>-α|is sufficiently small,</w:t>
+      </w:r>
+    </w:p>
+    <w:p>
+      <w:pPr>
+        <w:pStyle w:val="Normal"/>
+        <w:bidi w:val="0"/>
+        <w:jc w:val="left"/>
+        <w:rPr>
+          <w:b w:val="false"/>
+          <w:bCs w:val="false"/>
+          <w:position w:val="0"/>
+          <w:sz w:val="36"/>
+          <w:sz w:val="36"/>
+          <w:szCs w:val="24"/>
+          <w:vertAlign w:val="baseline"/>
+        </w:rPr>
+      </w:pPr>
+      <w:r>
+        <w:rPr>
+          <w:rFonts w:eastAsia="Tahoma" w:cs="Lohit Marathi"/>
+          <w:b w:val="false"/>
+          <w:bCs w:val="false"/>
+          <w:position w:val="0"/>
+          <w:sz w:val="36"/>
+          <w:sz w:val="36"/>
+          <w:szCs w:val="24"/>
+          <w:vertAlign w:val="baseline"/>
+        </w:rPr>
+        <w:t xml:space="preserve">x </w:t>
+      </w:r>
+      <w:r>
+        <w:rPr>
+          <w:rFonts w:eastAsia="Calibri" w:cs="Calibri"/>
+          <w:b w:val="false"/>
+          <w:bCs w:val="false"/>
+          <w:position w:val="0"/>
+          <w:sz w:val="36"/>
+          <w:sz w:val="36"/>
+          <w:szCs w:val="24"/>
+          <w:vertAlign w:val="baseline"/>
+        </w:rPr>
+        <w:t>≈</w:t>
+      </w:r>
+      <w:r>
+        <w:rPr>
+          <w:rFonts w:eastAsia="Tahoma" w:cs="Lohit Marathi"/>
+          <w:b w:val="false"/>
+          <w:bCs w:val="false"/>
+          <w:position w:val="0"/>
+          <w:sz w:val="36"/>
+          <w:sz w:val="36"/>
+          <w:szCs w:val="24"/>
+          <w:vertAlign w:val="baseline"/>
+        </w:rPr>
+        <w:t xml:space="preserve"> x</w:t>
+      </w:r>
+      <w:r>
+        <w:rPr>
+          <w:rFonts w:eastAsia="Tahoma" w:cs="Lohit Marathi"/>
+          <w:b w:val="false"/>
+          <w:bCs w:val="false"/>
+          <w:sz w:val="36"/>
+          <w:szCs w:val="24"/>
+          <w:vertAlign w:val="subscript"/>
+        </w:rPr>
+        <w:t xml:space="preserve">n </w:t>
+      </w:r>
+    </w:p>
+    <w:p>
+      <w:pPr>
+        <w:pStyle w:val="Normal"/>
+        <w:bidi w:val="0"/>
+        <w:jc w:val="left"/>
+        <w:rPr>
+          <w:rFonts w:ascii="Calibri" w:hAnsi="Calibri" w:eastAsia="Tahoma" w:cs="Lohit Marathi"/>
+          <w:vertAlign w:val="subscript"/>
+        </w:rPr>
+      </w:pPr>
+      <w:r>
+        <w:rPr>
+          <w:b w:val="false"/>
+          <w:bCs w:val="false"/>
+          <w:position w:val="0"/>
+          <w:sz w:val="36"/>
+          <w:sz w:val="36"/>
+          <w:szCs w:val="24"/>
+          <w:vertAlign w:val="baseline"/>
+        </w:rPr>
+      </w:r>
+    </w:p>
+    <w:p>
+      <w:pPr>
+        <w:pStyle w:val="Normal"/>
+        <w:bidi w:val="0"/>
+        <w:jc w:val="left"/>
+        <w:rPr>
+          <w:b w:val="false"/>
+          <w:bCs w:val="false"/>
+          <w:position w:val="0"/>
+          <w:sz w:val="36"/>
+          <w:sz w:val="36"/>
+          <w:szCs w:val="24"/>
+          <w:vertAlign w:val="baseline"/>
+        </w:rPr>
+      </w:pPr>
+      <w:r>
+        <w:rPr>
+          <w:rFonts w:eastAsia="Tahoma" w:cs="Lohit Marathi"/>
+          <w:b/>
+          <w:bCs/>
+          <w:position w:val="0"/>
+          <w:sz w:val="36"/>
+          <w:sz w:val="36"/>
+          <w:szCs w:val="24"/>
+          <w:vertAlign w:val="baseline"/>
+        </w:rPr>
+        <w:t>Rate of convergence:</w:t>
+      </w:r>
+    </w:p>
+    <w:p>
+      <w:pPr>
+        <w:pStyle w:val="Normal"/>
+        <w:bidi w:val="0"/>
+        <w:jc w:val="left"/>
+        <w:rPr>
+          <w:b w:val="false"/>
+          <w:bCs w:val="false"/>
+          <w:position w:val="0"/>
+          <w:sz w:val="36"/>
+          <w:sz w:val="36"/>
+          <w:szCs w:val="24"/>
+          <w:vertAlign w:val="baseline"/>
+        </w:rPr>
+      </w:pPr>
+      <w:r>
+        <w:rPr>
+          <w:rFonts w:eastAsia="Tahoma" w:cs="Lohit Marathi"/>
+          <w:b w:val="false"/>
+          <w:bCs w:val="false"/>
+          <w:position w:val="0"/>
+          <w:sz w:val="36"/>
+          <w:sz w:val="36"/>
+          <w:szCs w:val="24"/>
+          <w:vertAlign w:val="baseline"/>
+        </w:rPr>
+        <w:t>let there be x</w:t>
+      </w:r>
+      <w:r>
+        <w:rPr>
+          <w:rFonts w:eastAsia="Tahoma" w:cs="Lohit Marathi"/>
+          <w:b w:val="false"/>
+          <w:bCs w:val="false"/>
+          <w:sz w:val="36"/>
+          <w:szCs w:val="24"/>
+          <w:vertAlign w:val="subscript"/>
+        </w:rPr>
+        <w:t>0</w:t>
+      </w:r>
+      <w:r>
+        <w:rPr>
+          <w:rFonts w:eastAsia="Tahoma" w:cs="Lohit Marathi"/>
+          <w:b w:val="false"/>
+          <w:bCs w:val="false"/>
+          <w:position w:val="0"/>
+          <w:sz w:val="36"/>
+          <w:sz w:val="36"/>
+          <w:szCs w:val="24"/>
+          <w:vertAlign w:val="baseline"/>
+        </w:rPr>
+        <w:t>,x</w:t>
+      </w:r>
+      <w:r>
+        <w:rPr>
+          <w:rFonts w:eastAsia="Tahoma" w:cs="Lohit Marathi"/>
+          <w:b w:val="false"/>
+          <w:bCs w:val="false"/>
+          <w:sz w:val="36"/>
+          <w:szCs w:val="24"/>
+          <w:vertAlign w:val="subscript"/>
+        </w:rPr>
+        <w:t>1</w:t>
+      </w:r>
+      <w:r>
+        <w:rPr>
+          <w:rFonts w:eastAsia="Tahoma" w:cs="Lohit Marathi"/>
+          <w:b w:val="false"/>
+          <w:bCs w:val="false"/>
+          <w:position w:val="0"/>
+          <w:sz w:val="36"/>
+          <w:sz w:val="36"/>
+          <w:szCs w:val="24"/>
+          <w:vertAlign w:val="baseline"/>
+        </w:rPr>
+        <w:t>,x</w:t>
+      </w:r>
+      <w:r>
+        <w:rPr>
+          <w:rFonts w:eastAsia="Tahoma" w:cs="Lohit Marathi"/>
+          <w:b w:val="false"/>
+          <w:bCs w:val="false"/>
+          <w:sz w:val="36"/>
+          <w:szCs w:val="24"/>
+          <w:vertAlign w:val="subscript"/>
+        </w:rPr>
+        <w:t>2</w:t>
+      </w:r>
+      <w:r>
+        <w:rPr>
+          <w:rFonts w:eastAsia="Tahoma" w:cs="Lohit Marathi"/>
+          <w:b w:val="false"/>
+          <w:bCs w:val="false"/>
+          <w:position w:val="0"/>
+          <w:sz w:val="36"/>
+          <w:sz w:val="36"/>
+          <w:szCs w:val="24"/>
+          <w:vertAlign w:val="baseline"/>
+        </w:rPr>
+        <w:t>,…. Be the approximations of the sol</w:t>
+      </w:r>
+      <w:r>
+        <w:rPr>
+          <w:rFonts w:eastAsia="Tahoma" w:cs="Lohit Marathi"/>
+          <w:b w:val="false"/>
+          <w:bCs w:val="false"/>
+          <w:sz w:val="36"/>
+          <w:szCs w:val="24"/>
+          <w:vertAlign w:val="superscript"/>
+        </w:rPr>
+        <w:t xml:space="preserve">n </w:t>
+      </w:r>
+      <w:r>
+        <w:rPr>
+          <w:rFonts w:eastAsia="Tahoma" w:cs="Lohit Marathi"/>
+          <w:b w:val="false"/>
+          <w:bCs w:val="false"/>
+          <w:position w:val="0"/>
+          <w:sz w:val="36"/>
+          <w:sz w:val="36"/>
+          <w:szCs w:val="24"/>
+          <w:vertAlign w:val="baseline"/>
+        </w:rPr>
+        <w:t>of f(x) = 0. Suppose there exists c&gt;0 and ρ &gt; 0 such that</w:t>
+      </w:r>
+    </w:p>
+    <w:p>
+      <w:pPr>
+        <w:pStyle w:val="Normal"/>
+        <w:bidi w:val="0"/>
+        <w:jc w:val="left"/>
+        <w:rPr>
+          <w:b w:val="false"/>
+          <w:bCs w:val="false"/>
+          <w:position w:val="0"/>
+          <w:sz w:val="36"/>
+          <w:sz w:val="36"/>
+          <w:szCs w:val="24"/>
+          <w:vertAlign w:val="baseline"/>
+        </w:rPr>
+      </w:pPr>
+      <w:r>
+        <w:rPr>
+          <w:rFonts w:eastAsia="Tahoma" w:cs="Lohit Marathi"/>
+          <w:b w:val="false"/>
+          <w:bCs w:val="false"/>
+          <w:position w:val="0"/>
+          <w:sz w:val="36"/>
+          <w:sz w:val="36"/>
+          <w:szCs w:val="24"/>
+          <w:vertAlign w:val="baseline"/>
+        </w:rPr>
+        <w:t>lim</w:t>
+      </w:r>
+      <w:r>
+        <w:rPr>
+          <w:rFonts w:eastAsia="Tahoma" w:cs="Lohit Marathi"/>
+          <w:b w:val="false"/>
+          <w:bCs w:val="false"/>
+          <w:sz w:val="36"/>
+          <w:szCs w:val="24"/>
+          <w:vertAlign w:val="subscript"/>
+        </w:rPr>
+        <w:t>n→</w:t>
+      </w:r>
+      <w:r>
+        <w:rPr>
+          <w:rFonts w:eastAsia="Calibri" w:cs="Calibri"/>
+          <w:b w:val="false"/>
+          <w:bCs w:val="false"/>
+          <w:sz w:val="36"/>
+          <w:szCs w:val="24"/>
+          <w:vertAlign w:val="subscript"/>
+        </w:rPr>
+        <w:t>∞</w:t>
+      </w:r>
+      <w:r>
+        <w:rPr>
+          <w:rFonts w:eastAsia="Calibri" w:cs="Calibri"/>
+          <w:b w:val="false"/>
+          <w:bCs w:val="false"/>
+          <w:position w:val="0"/>
+          <w:sz w:val="36"/>
+          <w:sz w:val="36"/>
+          <w:szCs w:val="24"/>
+          <w:vertAlign w:val="baseline"/>
+        </w:rPr>
+        <w:t xml:space="preserve"> |x</w:t>
+      </w:r>
+      <w:r>
+        <w:rPr>
+          <w:rFonts w:eastAsia="Calibri" w:cs="Calibri"/>
+          <w:b w:val="false"/>
+          <w:bCs w:val="false"/>
+          <w:sz w:val="36"/>
+          <w:szCs w:val="24"/>
+          <w:vertAlign w:val="subscript"/>
+        </w:rPr>
+        <w:t xml:space="preserve">n+1 </w:t>
+      </w:r>
+      <w:r>
+        <w:rPr>
+          <w:rFonts w:eastAsia="Calibri" w:cs="Calibri"/>
+          <w:b w:val="false"/>
+          <w:bCs w:val="false"/>
+          <w:position w:val="0"/>
+          <w:sz w:val="36"/>
+          <w:sz w:val="36"/>
+          <w:szCs w:val="24"/>
+          <w:vertAlign w:val="baseline"/>
+        </w:rPr>
+        <w:t>-α|/|x</w:t>
+      </w:r>
+      <w:r>
+        <w:rPr>
+          <w:rFonts w:eastAsia="Calibri" w:cs="Calibri"/>
+          <w:b w:val="false"/>
+          <w:bCs w:val="false"/>
+          <w:sz w:val="36"/>
+          <w:szCs w:val="24"/>
+          <w:vertAlign w:val="subscript"/>
+        </w:rPr>
+        <w:t>n</w:t>
+      </w:r>
+      <w:r>
+        <w:rPr>
+          <w:rFonts w:eastAsia="Calibri" w:cs="Calibri"/>
+          <w:b w:val="false"/>
+          <w:bCs w:val="false"/>
+          <w:position w:val="0"/>
+          <w:sz w:val="36"/>
+          <w:sz w:val="36"/>
+          <w:szCs w:val="24"/>
+          <w:vertAlign w:val="baseline"/>
+        </w:rPr>
+        <w:t>- α|</w:t>
+      </w:r>
+      <w:r>
+        <w:rPr>
+          <w:rFonts w:eastAsia="Tahoma" w:cs="Lohit Marathi"/>
+          <w:b w:val="false"/>
+          <w:bCs w:val="false"/>
+          <w:sz w:val="36"/>
+          <w:szCs w:val="24"/>
+          <w:vertAlign w:val="superscript"/>
+        </w:rPr>
+        <w:t>ρ</w:t>
+      </w:r>
+      <w:r>
+        <w:rPr>
+          <w:rFonts w:eastAsia="Tahoma" w:cs="Lohit Marathi"/>
+          <w:b w:val="false"/>
+          <w:bCs w:val="false"/>
+          <w:position w:val="0"/>
+          <w:sz w:val="36"/>
+          <w:sz w:val="36"/>
+          <w:szCs w:val="24"/>
+          <w:vertAlign w:val="baseline"/>
+        </w:rPr>
+        <w:t xml:space="preserve"> =c</w:t>
+      </w:r>
+    </w:p>
+    <w:p>
+      <w:pPr>
+        <w:pStyle w:val="Normal"/>
+        <w:bidi w:val="0"/>
+        <w:jc w:val="left"/>
+        <w:rPr>
+          <w:b w:val="false"/>
+          <w:bCs w:val="false"/>
+          <w:position w:val="0"/>
+          <w:sz w:val="36"/>
+          <w:sz w:val="36"/>
+          <w:szCs w:val="24"/>
+          <w:vertAlign w:val="baseline"/>
+        </w:rPr>
+      </w:pPr>
+      <w:r>
+        <w:rPr>
+          <w:rFonts w:eastAsia="Tahoma" w:cs="Lohit Marathi"/>
+          <w:b w:val="false"/>
+          <w:bCs w:val="false"/>
+          <w:position w:val="0"/>
+          <w:sz w:val="36"/>
+          <w:sz w:val="36"/>
+          <w:szCs w:val="24"/>
+          <w:vertAlign w:val="baseline"/>
+        </w:rPr>
+        <w:t xml:space="preserve">then ρ is called rate of concergence  </w:t>
+      </w:r>
+    </w:p>
+    <w:p>
+      <w:pPr>
+        <w:pStyle w:val="Normal"/>
+        <w:bidi w:val="0"/>
+        <w:jc w:val="left"/>
+        <w:rPr>
+          <w:b w:val="false"/>
+          <w:bCs w:val="false"/>
+          <w:position w:val="0"/>
+          <w:sz w:val="36"/>
+          <w:sz w:val="36"/>
+          <w:szCs w:val="24"/>
+          <w:vertAlign w:val="baseline"/>
+        </w:rPr>
+      </w:pPr>
+      <w:r>
+        <w:rPr>
+          <w:rFonts w:eastAsia="Tahoma" w:cs="Lohit Marathi"/>
+          <w:b w:val="false"/>
+          <w:bCs w:val="false"/>
+          <w:position w:val="0"/>
+          <w:sz w:val="36"/>
+          <w:sz w:val="36"/>
+          <w:szCs w:val="24"/>
+          <w:vertAlign w:val="baseline"/>
+        </w:rPr>
+        <w:t>E</w:t>
+      </w:r>
+      <w:r>
+        <w:rPr>
+          <w:rFonts w:eastAsia="Tahoma" w:cs="Lohit Marathi"/>
           <w:b w:val="false"/>
           <w:bCs w:val="false"/>
           <w:sz w:val="36"/>
@@ -1420,71 +4391,20 @@
       </w:r>
       <w:r>
         <w:rPr>
-          <w:b w:val="false"/>
-          <w:bCs w:val="false"/>
-          <w:position w:val="0"/>
-          <w:sz w:val="36"/>
-          <w:sz w:val="36"/>
-          <w:szCs w:val="24"/>
-          <w:vertAlign w:val="baseline"/>
-        </w:rPr>
-        <w:t xml:space="preserve">= 1.23  </w:t>
-      </w:r>
-      <w:r>
-        <w:rPr>
-          <w:rFonts w:eastAsia="Tahoma" w:cs="Lohit Marathi"/>
-          <w:b w:val="false"/>
-          <w:bCs w:val="false"/>
-          <w:position w:val="0"/>
-          <w:sz w:val="36"/>
-          <w:sz w:val="36"/>
-          <w:szCs w:val="24"/>
-          <w:vertAlign w:val="baseline"/>
-        </w:rPr>
-        <w:t>Δ</w:t>
-      </w:r>
-      <w:r>
-        <w:rPr>
-          <w:b w:val="false"/>
-          <w:bCs w:val="false"/>
-          <w:position w:val="0"/>
-          <w:sz w:val="36"/>
-          <w:sz w:val="36"/>
-          <w:szCs w:val="24"/>
-          <w:vertAlign w:val="baseline"/>
-        </w:rPr>
-        <w:t>x = 0.001</w:t>
-      </w:r>
-    </w:p>
-    <w:p>
-      <w:pPr>
-        <w:pStyle w:val="Normal"/>
-        <w:bidi w:val="0"/>
-        <w:jc w:val="left"/>
-        <w:rPr>
-          <w:b w:val="false"/>
-          <w:bCs w:val="false"/>
-          <w:position w:val="0"/>
-          <w:sz w:val="36"/>
-          <w:sz w:val="36"/>
-          <w:szCs w:val="24"/>
-          <w:vertAlign w:val="baseline"/>
-        </w:rPr>
-      </w:pPr>
-      <w:r>
-        <w:rPr>
-          <w:b w:val="false"/>
-          <w:bCs w:val="false"/>
-          <w:position w:val="0"/>
-          <w:sz w:val="36"/>
-          <w:sz w:val="36"/>
-          <w:szCs w:val="24"/>
-          <w:vertAlign w:val="baseline"/>
-        </w:rPr>
-        <w:t>x = 1.232   x</w:t>
-      </w:r>
-      <w:r>
-        <w:rPr>
+          <w:rFonts w:eastAsia="Tahoma" w:cs="Lohit Marathi"/>
+          <w:b w:val="false"/>
+          <w:bCs w:val="false"/>
+          <w:position w:val="0"/>
+          <w:sz w:val="36"/>
+          <w:sz w:val="36"/>
+          <w:szCs w:val="24"/>
+          <w:vertAlign w:val="baseline"/>
+        </w:rPr>
+        <w:t>= x</w:t>
+      </w:r>
+      <w:r>
+        <w:rPr>
+          <w:rFonts w:eastAsia="Tahoma" w:cs="Lohit Marathi"/>
           <w:b w:val="false"/>
           <w:bCs w:val="false"/>
           <w:sz w:val="36"/>
@@ -1495,228 +4415,608 @@
       </w:r>
       <w:r>
         <w:rPr>
-          <w:b w:val="false"/>
-          <w:bCs w:val="false"/>
-          <w:position w:val="0"/>
-          <w:sz w:val="36"/>
-          <w:sz w:val="36"/>
-          <w:szCs w:val="24"/>
-          <w:vertAlign w:val="baseline"/>
-        </w:rPr>
-        <w:t xml:space="preserve"> = 1.23  </w:t>
-      </w:r>
-      <w:r>
-        <w:rPr>
-          <w:rFonts w:eastAsia="Tahoma" w:cs="Lohit Marathi"/>
-          <w:b w:val="false"/>
-          <w:bCs w:val="false"/>
-          <w:position w:val="0"/>
-          <w:sz w:val="36"/>
-          <w:sz w:val="36"/>
-          <w:szCs w:val="24"/>
-          <w:vertAlign w:val="baseline"/>
-        </w:rPr>
-        <w:t>Δ</w:t>
-      </w:r>
-      <w:r>
-        <w:rPr>
-          <w:b w:val="false"/>
-          <w:bCs w:val="false"/>
-          <w:position w:val="0"/>
-          <w:sz w:val="36"/>
-          <w:sz w:val="36"/>
-          <w:szCs w:val="24"/>
-          <w:vertAlign w:val="baseline"/>
-        </w:rPr>
-        <w:t xml:space="preserve">x = 0.002   for all  </w:t>
-      </w:r>
-      <w:r>
-        <w:rPr>
-          <w:rFonts w:eastAsia="Tahoma" w:cs="Lohit Marathi"/>
-          <w:b w:val="false"/>
-          <w:bCs w:val="false"/>
-          <w:position w:val="0"/>
-          <w:sz w:val="36"/>
-          <w:sz w:val="36"/>
-          <w:szCs w:val="24"/>
-          <w:vertAlign w:val="baseline"/>
-        </w:rPr>
-        <w:t>Δ</w:t>
-      </w:r>
-      <w:r>
-        <w:rPr>
-          <w:b w:val="false"/>
-          <w:bCs w:val="false"/>
-          <w:position w:val="0"/>
-          <w:sz w:val="36"/>
-          <w:sz w:val="36"/>
-          <w:szCs w:val="24"/>
-          <w:vertAlign w:val="baseline"/>
-        </w:rPr>
-        <w:t xml:space="preserve">x </w:t>
+          <w:rFonts w:eastAsia="Tahoma" w:cs="Lohit Marathi"/>
+          <w:b w:val="false"/>
+          <w:bCs w:val="false"/>
+          <w:position w:val="0"/>
+          <w:sz w:val="36"/>
+          <w:sz w:val="36"/>
+          <w:szCs w:val="24"/>
+          <w:vertAlign w:val="baseline"/>
+        </w:rPr>
+        <w:t xml:space="preserve"> – α</w:t>
+      </w:r>
+    </w:p>
+    <w:p>
+      <w:pPr>
+        <w:pStyle w:val="Normal"/>
+        <w:bidi w:val="0"/>
+        <w:jc w:val="left"/>
+        <w:rPr>
+          <w:b w:val="false"/>
+          <w:bCs w:val="false"/>
+          <w:position w:val="0"/>
+          <w:sz w:val="36"/>
+          <w:sz w:val="36"/>
+          <w:szCs w:val="24"/>
+          <w:vertAlign w:val="baseline"/>
+        </w:rPr>
+      </w:pPr>
+      <w:r>
+        <w:rPr>
+          <w:rFonts w:eastAsia="Tahoma" w:cs="Lohit Marathi"/>
+          <w:b w:val="false"/>
+          <w:bCs w:val="false"/>
+          <w:position w:val="0"/>
+          <w:sz w:val="36"/>
+          <w:sz w:val="36"/>
+          <w:szCs w:val="24"/>
+          <w:vertAlign w:val="baseline"/>
+        </w:rPr>
+        <w:t>lim</w:t>
+      </w:r>
+      <w:r>
+        <w:rPr>
+          <w:rFonts w:eastAsia="Tahoma" w:cs="Lohit Marathi"/>
+          <w:b w:val="false"/>
+          <w:bCs w:val="false"/>
+          <w:sz w:val="36"/>
+          <w:szCs w:val="24"/>
+          <w:vertAlign w:val="subscript"/>
+        </w:rPr>
+        <w:t>n→</w:t>
       </w:r>
       <w:r>
         <w:rPr>
           <w:rFonts w:eastAsia="Calibri" w:cs="Calibri"/>
           <w:b w:val="false"/>
           <w:bCs w:val="false"/>
-          <w:position w:val="0"/>
-          <w:sz w:val="36"/>
-          <w:sz w:val="36"/>
-          <w:szCs w:val="24"/>
-          <w:vertAlign w:val="baseline"/>
-        </w:rPr>
-        <w:t>≤</w:t>
-      </w:r>
-      <w:r>
-        <w:rPr>
-          <w:rFonts w:eastAsia="Tahoma" w:cs="Lohit Marathi"/>
-          <w:b w:val="false"/>
-          <w:bCs w:val="false"/>
-          <w:position w:val="0"/>
-          <w:sz w:val="36"/>
-          <w:sz w:val="36"/>
-          <w:szCs w:val="24"/>
-          <w:vertAlign w:val="baseline"/>
-        </w:rPr>
-        <w:t xml:space="preserve"> 0.005</w:t>
-      </w:r>
-    </w:p>
-    <w:p>
-      <w:pPr>
-        <w:pStyle w:val="Normal"/>
-        <w:bidi w:val="0"/>
-        <w:jc w:val="left"/>
-        <w:rPr>
-          <w:b w:val="false"/>
-          <w:bCs w:val="false"/>
-          <w:position w:val="0"/>
-          <w:sz w:val="36"/>
-          <w:sz w:val="36"/>
-          <w:szCs w:val="24"/>
-          <w:vertAlign w:val="baseline"/>
-        </w:rPr>
-      </w:pPr>
-      <w:r>
-        <w:rPr>
-          <w:b w:val="false"/>
-          <w:bCs w:val="false"/>
-          <w:position w:val="0"/>
-          <w:sz w:val="36"/>
-          <w:sz w:val="36"/>
-          <w:szCs w:val="24"/>
-          <w:vertAlign w:val="baseline"/>
-        </w:rPr>
-        <w:t>x = 1.233   x</w:t>
-      </w:r>
-      <w:r>
-        <w:rPr>
-          <w:b w:val="false"/>
-          <w:bCs w:val="false"/>
-          <w:sz w:val="36"/>
-          <w:szCs w:val="24"/>
-          <w:vertAlign w:val="subscript"/>
-        </w:rPr>
-        <w:t>i</w:t>
-      </w:r>
-      <w:r>
-        <w:rPr>
-          <w:b w:val="false"/>
-          <w:bCs w:val="false"/>
-          <w:position w:val="0"/>
-          <w:sz w:val="36"/>
-          <w:sz w:val="36"/>
-          <w:szCs w:val="24"/>
-          <w:vertAlign w:val="baseline"/>
-        </w:rPr>
-        <w:t xml:space="preserve"> = 1.23  </w:t>
-      </w:r>
-      <w:r>
-        <w:rPr>
-          <w:rFonts w:eastAsia="Tahoma" w:cs="Lohit Marathi"/>
-          <w:b w:val="false"/>
-          <w:bCs w:val="false"/>
-          <w:position w:val="0"/>
-          <w:sz w:val="36"/>
-          <w:sz w:val="36"/>
-          <w:szCs w:val="24"/>
-          <w:vertAlign w:val="baseline"/>
-        </w:rPr>
-        <w:t>Δ</w:t>
-      </w:r>
-      <w:r>
-        <w:rPr>
-          <w:b w:val="false"/>
-          <w:bCs w:val="false"/>
-          <w:position w:val="0"/>
-          <w:sz w:val="36"/>
-          <w:sz w:val="36"/>
-          <w:szCs w:val="24"/>
-          <w:vertAlign w:val="baseline"/>
-        </w:rPr>
-        <w:t>x = 0.001</w:t>
-      </w:r>
-    </w:p>
-    <w:p>
-      <w:pPr>
-        <w:pStyle w:val="Normal"/>
-        <w:bidi w:val="0"/>
-        <w:jc w:val="left"/>
-        <w:rPr>
-          <w:b w:val="false"/>
-          <w:bCs w:val="false"/>
-          <w:position w:val="0"/>
-          <w:sz w:val="36"/>
-          <w:sz w:val="36"/>
-          <w:szCs w:val="24"/>
-          <w:vertAlign w:val="baseline"/>
-        </w:rPr>
-      </w:pPr>
-      <w:r>
-        <w:rPr>
-          <w:b w:val="false"/>
-          <w:bCs w:val="false"/>
-          <w:position w:val="0"/>
-          <w:sz w:val="36"/>
-          <w:sz w:val="36"/>
-          <w:szCs w:val="24"/>
-          <w:vertAlign w:val="baseline"/>
-        </w:rPr>
-        <w:t xml:space="preserve"> </w:t>
-      </w:r>
-      <w:r>
-        <w:rPr>
-          <w:b w:val="false"/>
-          <w:bCs w:val="false"/>
-          <w:position w:val="0"/>
-          <w:sz w:val="36"/>
-          <w:sz w:val="36"/>
-          <w:szCs w:val="24"/>
-          <w:vertAlign w:val="baseline"/>
-        </w:rPr>
-        <w:t>so, upper limitung error = ½ 10</w:t>
-      </w:r>
-      <w:r>
-        <w:rPr>
+          <w:sz w:val="36"/>
+          <w:szCs w:val="24"/>
+          <w:vertAlign w:val="subscript"/>
+        </w:rPr>
+        <w:t>∞</w:t>
+      </w:r>
+      <w:r>
+        <w:rPr>
+          <w:rFonts w:eastAsia="Calibri" w:cs="Calibri"/>
+          <w:b w:val="false"/>
+          <w:bCs w:val="false"/>
+          <w:position w:val="0"/>
+          <w:sz w:val="36"/>
+          <w:sz w:val="36"/>
+          <w:szCs w:val="24"/>
+          <w:vertAlign w:val="baseline"/>
+        </w:rPr>
+        <w:t xml:space="preserve"> |x</w:t>
+      </w:r>
+      <w:r>
+        <w:rPr>
+          <w:rFonts w:eastAsia="Calibri" w:cs="Calibri"/>
+          <w:b w:val="false"/>
+          <w:bCs w:val="false"/>
+          <w:sz w:val="36"/>
+          <w:szCs w:val="24"/>
+          <w:vertAlign w:val="subscript"/>
+        </w:rPr>
+        <w:t xml:space="preserve">n+1 </w:t>
+      </w:r>
+      <w:r>
+        <w:rPr>
+          <w:rFonts w:eastAsia="Calibri" w:cs="Calibri"/>
+          <w:b w:val="false"/>
+          <w:bCs w:val="false"/>
+          <w:position w:val="0"/>
+          <w:sz w:val="36"/>
+          <w:sz w:val="36"/>
+          <w:szCs w:val="24"/>
+          <w:vertAlign w:val="baseline"/>
+        </w:rPr>
+        <w:t>-α|/|x</w:t>
+      </w:r>
+      <w:r>
+        <w:rPr>
+          <w:rFonts w:eastAsia="Calibri" w:cs="Calibri"/>
+          <w:b w:val="false"/>
+          <w:bCs w:val="false"/>
+          <w:sz w:val="36"/>
+          <w:szCs w:val="24"/>
+          <w:vertAlign w:val="subscript"/>
+        </w:rPr>
+        <w:t>n</w:t>
+      </w:r>
+      <w:r>
+        <w:rPr>
+          <w:rFonts w:eastAsia="Calibri" w:cs="Calibri"/>
+          <w:b w:val="false"/>
+          <w:bCs w:val="false"/>
+          <w:position w:val="0"/>
+          <w:sz w:val="36"/>
+          <w:sz w:val="36"/>
+          <w:szCs w:val="24"/>
+          <w:vertAlign w:val="baseline"/>
+        </w:rPr>
+        <w:t>- α|</w:t>
+      </w:r>
+      <w:r>
+        <w:rPr>
+          <w:rFonts w:eastAsia="Tahoma" w:cs="Lohit Marathi"/>
           <w:b w:val="false"/>
           <w:bCs w:val="false"/>
           <w:sz w:val="36"/>
           <w:szCs w:val="24"/>
           <w:vertAlign w:val="superscript"/>
         </w:rPr>
-        <w:t>-N</w:t>
-      </w:r>
-      <w:r>
-        <w:rPr>
-          <w:b w:val="false"/>
-          <w:bCs w:val="false"/>
-          <w:position w:val="0"/>
-          <w:sz w:val="36"/>
-          <w:sz w:val="36"/>
-          <w:szCs w:val="24"/>
-          <w:vertAlign w:val="baseline"/>
-        </w:rPr>
-        <w:t xml:space="preserve"> </w:t>
+        <w:t>ρ</w:t>
+      </w:r>
+      <w:r>
+        <w:rPr>
+          <w:rFonts w:eastAsia="Tahoma" w:cs="Lohit Marathi"/>
+          <w:b w:val="false"/>
+          <w:bCs w:val="false"/>
+          <w:position w:val="0"/>
+          <w:sz w:val="36"/>
+          <w:sz w:val="36"/>
+          <w:szCs w:val="24"/>
+          <w:vertAlign w:val="baseline"/>
+        </w:rPr>
+        <w:t xml:space="preserve"> =c</w:t>
+      </w:r>
+    </w:p>
+    <w:p>
+      <w:pPr>
+        <w:pStyle w:val="Normal"/>
+        <w:bidi w:val="0"/>
+        <w:jc w:val="left"/>
+        <w:rPr>
+          <w:b w:val="false"/>
+          <w:bCs w:val="false"/>
+          <w:position w:val="0"/>
+          <w:sz w:val="36"/>
+          <w:sz w:val="36"/>
+          <w:szCs w:val="24"/>
+          <w:vertAlign w:val="baseline"/>
+        </w:rPr>
+      </w:pPr>
+      <w:r>
+        <w:rPr>
+          <w:rFonts w:eastAsia="Tahoma" w:cs="Lohit Marathi"/>
+          <w:b w:val="false"/>
+          <w:bCs w:val="false"/>
+          <w:position w:val="0"/>
+          <w:sz w:val="36"/>
+          <w:sz w:val="36"/>
+          <w:szCs w:val="24"/>
+          <w:vertAlign w:val="baseline"/>
+        </w:rPr>
+        <w:t>lim</w:t>
+      </w:r>
+      <w:r>
+        <w:rPr>
+          <w:rFonts w:eastAsia="Tahoma" w:cs="Lohit Marathi"/>
+          <w:b w:val="false"/>
+          <w:bCs w:val="false"/>
+          <w:sz w:val="36"/>
+          <w:szCs w:val="24"/>
+          <w:vertAlign w:val="subscript"/>
+        </w:rPr>
+        <w:t>n→</w:t>
+      </w:r>
+      <w:r>
+        <w:rPr>
+          <w:rFonts w:eastAsia="Calibri" w:cs="Calibri"/>
+          <w:b w:val="false"/>
+          <w:bCs w:val="false"/>
+          <w:sz w:val="36"/>
+          <w:szCs w:val="24"/>
+          <w:vertAlign w:val="subscript"/>
+        </w:rPr>
+        <w:t>∞</w:t>
+      </w:r>
+      <w:r>
+        <w:rPr>
+          <w:rFonts w:eastAsia="Calibri" w:cs="Calibri"/>
+          <w:b w:val="false"/>
+          <w:bCs w:val="false"/>
+          <w:position w:val="0"/>
+          <w:sz w:val="36"/>
+          <w:sz w:val="36"/>
+          <w:szCs w:val="24"/>
+          <w:vertAlign w:val="baseline"/>
+        </w:rPr>
+        <w:t xml:space="preserve"> |E</w:t>
+      </w:r>
+      <w:r>
+        <w:rPr>
+          <w:rFonts w:eastAsia="Calibri" w:cs="Calibri"/>
+          <w:b w:val="false"/>
+          <w:bCs w:val="false"/>
+          <w:sz w:val="36"/>
+          <w:szCs w:val="24"/>
+          <w:vertAlign w:val="subscript"/>
+        </w:rPr>
+        <w:t xml:space="preserve">n+1 </w:t>
+      </w:r>
+      <w:r>
+        <w:rPr>
+          <w:rFonts w:eastAsia="Calibri" w:cs="Calibri"/>
+          <w:b w:val="false"/>
+          <w:bCs w:val="false"/>
+          <w:position w:val="0"/>
+          <w:sz w:val="36"/>
+          <w:sz w:val="36"/>
+          <w:szCs w:val="24"/>
+          <w:vertAlign w:val="baseline"/>
+        </w:rPr>
+        <w:t>|/|E</w:t>
+      </w:r>
+      <w:r>
+        <w:rPr>
+          <w:rFonts w:eastAsia="Calibri" w:cs="Calibri"/>
+          <w:b w:val="false"/>
+          <w:bCs w:val="false"/>
+          <w:sz w:val="36"/>
+          <w:szCs w:val="24"/>
+          <w:vertAlign w:val="subscript"/>
+        </w:rPr>
+        <w:t>n</w:t>
+      </w:r>
+      <w:r>
+        <w:rPr>
+          <w:rFonts w:eastAsia="Calibri" w:cs="Calibri"/>
+          <w:b w:val="false"/>
+          <w:bCs w:val="false"/>
+          <w:position w:val="0"/>
+          <w:sz w:val="36"/>
+          <w:sz w:val="36"/>
+          <w:szCs w:val="24"/>
+          <w:vertAlign w:val="baseline"/>
+        </w:rPr>
+        <w:t>|</w:t>
+      </w:r>
+      <w:r>
+        <w:rPr>
+          <w:rFonts w:eastAsia="Tahoma" w:cs="Lohit Marathi"/>
+          <w:b w:val="false"/>
+          <w:bCs w:val="false"/>
+          <w:sz w:val="36"/>
+          <w:szCs w:val="24"/>
+          <w:vertAlign w:val="superscript"/>
+        </w:rPr>
+        <w:t>ρ</w:t>
+      </w:r>
+      <w:r>
+        <w:rPr>
+          <w:rFonts w:eastAsia="Tahoma" w:cs="Lohit Marathi"/>
+          <w:b w:val="false"/>
+          <w:bCs w:val="false"/>
+          <w:position w:val="0"/>
+          <w:sz w:val="36"/>
+          <w:sz w:val="36"/>
+          <w:szCs w:val="24"/>
+          <w:vertAlign w:val="baseline"/>
+        </w:rPr>
+        <w:t xml:space="preserve"> =c</w:t>
+      </w:r>
+    </w:p>
+    <w:p>
+      <w:pPr>
+        <w:pStyle w:val="Normal"/>
+        <w:bidi w:val="0"/>
+        <w:jc w:val="left"/>
+        <w:rPr>
+          <w:b w:val="false"/>
+          <w:bCs w:val="false"/>
+          <w:position w:val="0"/>
+          <w:sz w:val="36"/>
+          <w:sz w:val="36"/>
+          <w:szCs w:val="24"/>
+          <w:vertAlign w:val="baseline"/>
+        </w:rPr>
+      </w:pPr>
+      <w:r>
+        <w:rPr>
+          <w:rFonts w:eastAsia="Tahoma" w:cs="Lohit Marathi"/>
+          <w:b w:val="false"/>
+          <w:bCs w:val="false"/>
+          <w:position w:val="0"/>
+          <w:sz w:val="36"/>
+          <w:sz w:val="36"/>
+          <w:szCs w:val="24"/>
+          <w:vertAlign w:val="baseline"/>
+        </w:rPr>
+        <w:t>lim</w:t>
+      </w:r>
+      <w:r>
+        <w:rPr>
+          <w:rFonts w:eastAsia="Tahoma" w:cs="Lohit Marathi"/>
+          <w:b w:val="false"/>
+          <w:bCs w:val="false"/>
+          <w:sz w:val="36"/>
+          <w:szCs w:val="24"/>
+          <w:vertAlign w:val="subscript"/>
+        </w:rPr>
+        <w:t>n→</w:t>
+      </w:r>
+      <w:r>
+        <w:rPr>
+          <w:rFonts w:eastAsia="Calibri" w:cs="Calibri"/>
+          <w:b w:val="false"/>
+          <w:bCs w:val="false"/>
+          <w:sz w:val="36"/>
+          <w:szCs w:val="24"/>
+          <w:vertAlign w:val="subscript"/>
+        </w:rPr>
+        <w:t>∞</w:t>
+      </w:r>
+      <w:r>
+        <w:rPr>
+          <w:rFonts w:eastAsia="Calibri" w:cs="Calibri"/>
+          <w:b w:val="false"/>
+          <w:bCs w:val="false"/>
+          <w:position w:val="0"/>
+          <w:sz w:val="36"/>
+          <w:sz w:val="36"/>
+          <w:szCs w:val="24"/>
+          <w:vertAlign w:val="baseline"/>
+        </w:rPr>
+        <w:t xml:space="preserve"> |E</w:t>
+      </w:r>
+      <w:r>
+        <w:rPr>
+          <w:rFonts w:eastAsia="Calibri" w:cs="Calibri"/>
+          <w:b w:val="false"/>
+          <w:bCs w:val="false"/>
+          <w:sz w:val="36"/>
+          <w:szCs w:val="24"/>
+          <w:vertAlign w:val="subscript"/>
+        </w:rPr>
+        <w:t xml:space="preserve">n+1 </w:t>
+      </w:r>
+      <w:r>
+        <w:rPr>
+          <w:rFonts w:eastAsia="Calibri" w:cs="Calibri"/>
+          <w:b w:val="false"/>
+          <w:bCs w:val="false"/>
+          <w:position w:val="0"/>
+          <w:sz w:val="36"/>
+          <w:sz w:val="36"/>
+          <w:szCs w:val="24"/>
+          <w:vertAlign w:val="baseline"/>
+        </w:rPr>
+        <w:t>|</w:t>
+      </w:r>
+      <w:r>
+        <w:rPr>
+          <w:rFonts w:eastAsia="Tahoma" w:cs="Lohit Marathi"/>
+          <w:b w:val="false"/>
+          <w:bCs w:val="false"/>
+          <w:position w:val="0"/>
+          <w:sz w:val="36"/>
+          <w:sz w:val="36"/>
+          <w:szCs w:val="24"/>
+          <w:vertAlign w:val="baseline"/>
+        </w:rPr>
+        <w:t xml:space="preserve"> =c</w:t>
+      </w:r>
+      <w:r>
+        <w:rPr>
+          <w:rFonts w:eastAsia="Calibri" w:cs="Calibri"/>
+          <w:b w:val="false"/>
+          <w:bCs w:val="false"/>
+          <w:position w:val="0"/>
+          <w:sz w:val="36"/>
+          <w:sz w:val="36"/>
+          <w:szCs w:val="24"/>
+          <w:vertAlign w:val="baseline"/>
+        </w:rPr>
+        <w:t>|E</w:t>
+      </w:r>
+      <w:r>
+        <w:rPr>
+          <w:rFonts w:eastAsia="Calibri" w:cs="Calibri"/>
+          <w:b w:val="false"/>
+          <w:bCs w:val="false"/>
+          <w:sz w:val="36"/>
+          <w:szCs w:val="24"/>
+          <w:vertAlign w:val="subscript"/>
+        </w:rPr>
+        <w:t>n</w:t>
+      </w:r>
+      <w:r>
+        <w:rPr>
+          <w:rFonts w:eastAsia="Calibri" w:cs="Calibri"/>
+          <w:b w:val="false"/>
+          <w:bCs w:val="false"/>
+          <w:position w:val="0"/>
+          <w:sz w:val="36"/>
+          <w:sz w:val="36"/>
+          <w:szCs w:val="24"/>
+          <w:vertAlign w:val="baseline"/>
+        </w:rPr>
+        <w:t>|</w:t>
+      </w:r>
+      <w:r>
+        <w:rPr>
+          <w:rFonts w:eastAsia="Tahoma" w:cs="Lohit Marathi"/>
+          <w:b w:val="false"/>
+          <w:bCs w:val="false"/>
+          <w:sz w:val="36"/>
+          <w:szCs w:val="24"/>
+          <w:vertAlign w:val="superscript"/>
+        </w:rPr>
+        <w:t xml:space="preserve">ρ  </w:t>
+      </w:r>
+      <w:r>
+        <w:rPr>
+          <w:rFonts w:eastAsia="Tahoma" w:cs="Lohit Marathi"/>
+          <w:b w:val="false"/>
+          <w:bCs w:val="false"/>
+          <w:position w:val="0"/>
+          <w:sz w:val="36"/>
+          <w:sz w:val="36"/>
+          <w:szCs w:val="24"/>
+          <w:vertAlign w:val="baseline"/>
+        </w:rPr>
+        <w:t>(for sufficiently large n)</w:t>
+      </w:r>
+    </w:p>
+    <w:p>
+      <w:pPr>
+        <w:pStyle w:val="Normal"/>
+        <w:bidi w:val="0"/>
+        <w:jc w:val="left"/>
+        <w:rPr>
+          <w:rFonts w:ascii="Calibri" w:hAnsi="Calibri" w:eastAsia="Tahoma" w:cs="Lohit Marathi"/>
+        </w:rPr>
+      </w:pPr>
+      <w:r>
+        <w:rPr>
+          <w:b w:val="false"/>
+          <w:bCs w:val="false"/>
+          <w:position w:val="0"/>
+          <w:sz w:val="36"/>
+          <w:sz w:val="36"/>
+          <w:szCs w:val="24"/>
+          <w:vertAlign w:val="baseline"/>
+        </w:rPr>
+      </w:r>
+    </w:p>
+    <w:p>
+      <w:pPr>
+        <w:pStyle w:val="Normal"/>
+        <w:bidi w:val="0"/>
+        <w:jc w:val="left"/>
+        <w:rPr>
+          <w:b/>
+          <w:bCs/>
+          <w:position w:val="0"/>
+          <w:sz w:val="36"/>
+          <w:sz w:val="36"/>
+          <w:szCs w:val="24"/>
+          <w:vertAlign w:val="baseline"/>
+        </w:rPr>
+      </w:pPr>
+      <w:r>
+        <w:rPr>
+          <w:rFonts w:eastAsia="Tahoma" w:cs="Lohit Marathi"/>
+          <w:b/>
+          <w:bCs/>
+          <w:position w:val="0"/>
+          <w:sz w:val="36"/>
+          <w:sz w:val="36"/>
+          <w:szCs w:val="24"/>
+          <w:vertAlign w:val="baseline"/>
+        </w:rPr>
+        <w:t>Note:</w:t>
+      </w:r>
+    </w:p>
+    <w:p>
+      <w:pPr>
+        <w:pStyle w:val="Normal"/>
+        <w:bidi w:val="0"/>
+        <w:jc w:val="left"/>
+        <w:rPr>
+          <w:b w:val="false"/>
+          <w:bCs w:val="false"/>
+          <w:position w:val="0"/>
+          <w:sz w:val="36"/>
+          <w:sz w:val="36"/>
+          <w:szCs w:val="24"/>
+          <w:vertAlign w:val="baseline"/>
+        </w:rPr>
+      </w:pPr>
+      <w:r>
+        <w:rPr>
+          <w:rFonts w:eastAsia="Tahoma" w:cs="Lohit Marathi"/>
+          <w:b w:val="false"/>
+          <w:bCs w:val="false"/>
+          <w:position w:val="0"/>
+          <w:sz w:val="36"/>
+          <w:sz w:val="36"/>
+          <w:szCs w:val="24"/>
+          <w:vertAlign w:val="baseline"/>
+        </w:rPr>
+        <w:t>1. If  ρ = 1 then method converges linearly</w:t>
+      </w:r>
+    </w:p>
+    <w:p>
+      <w:pPr>
+        <w:pStyle w:val="Normal"/>
+        <w:bidi w:val="0"/>
+        <w:jc w:val="left"/>
+        <w:rPr>
+          <w:b w:val="false"/>
+          <w:bCs w:val="false"/>
+          <w:position w:val="0"/>
+          <w:sz w:val="36"/>
+          <w:sz w:val="36"/>
+          <w:szCs w:val="24"/>
+          <w:vertAlign w:val="baseline"/>
+        </w:rPr>
+      </w:pPr>
+      <w:r>
+        <w:rPr>
+          <w:rFonts w:eastAsia="Tahoma" w:cs="Lohit Marathi"/>
+          <w:b w:val="false"/>
+          <w:bCs w:val="false"/>
+          <w:position w:val="0"/>
+          <w:sz w:val="36"/>
+          <w:sz w:val="36"/>
+          <w:szCs w:val="24"/>
+          <w:vertAlign w:val="baseline"/>
+        </w:rPr>
+        <w:t>2. If  ρ = 2 then method converges quadratically</w:t>
+      </w:r>
+    </w:p>
+    <w:p>
+      <w:pPr>
+        <w:pStyle w:val="Normal"/>
+        <w:bidi w:val="0"/>
+        <w:jc w:val="left"/>
+        <w:rPr>
+          <w:b w:val="false"/>
+          <w:bCs w:val="false"/>
+          <w:position w:val="0"/>
+          <w:sz w:val="36"/>
+          <w:sz w:val="36"/>
+          <w:szCs w:val="24"/>
+          <w:vertAlign w:val="baseline"/>
+        </w:rPr>
+      </w:pPr>
+      <w:r>
+        <w:rPr>
+          <w:rFonts w:eastAsia="Tahoma" w:cs="Lohit Marathi"/>
+          <w:b w:val="false"/>
+          <w:bCs w:val="false"/>
+          <w:position w:val="0"/>
+          <w:sz w:val="36"/>
+          <w:sz w:val="36"/>
+          <w:szCs w:val="24"/>
+          <w:vertAlign w:val="baseline"/>
+        </w:rPr>
+        <w:t xml:space="preserve">3. If 1 &lt; p &lt; 2 then method converges superlinearly </w:t>
+      </w:r>
+    </w:p>
+    <w:p>
+      <w:pPr>
+        <w:pStyle w:val="Normal"/>
+        <w:bidi w:val="0"/>
+        <w:jc w:val="left"/>
+        <w:rPr>
+          <w:rFonts w:ascii="Calibri" w:hAnsi="Calibri" w:eastAsia="Tahoma" w:cs="Lohit Marathi"/>
+        </w:rPr>
+      </w:pPr>
+      <w:r>
+        <w:rPr>
+          <w:b w:val="false"/>
+          <w:bCs w:val="false"/>
+          <w:position w:val="0"/>
+          <w:sz w:val="36"/>
+          <w:sz w:val="36"/>
+          <w:szCs w:val="24"/>
+          <w:vertAlign w:val="baseline"/>
+        </w:rPr>
       </w:r>
     </w:p>
     <w:sectPr>
